--- a/Lab-3_LTspice/Lab-3_LTspice.docx
+++ b/Lab-3_LTspice/Lab-3_LTspice.docx
@@ -79,7 +79,25 @@
           <w:sz w:val="24"/>
           <w:szCs w:val="24"/>
         </w:rPr>
-        <w:t xml:space="preserve">This laboratory introduces SPICE circuit simulation using LTspice and explores the key differences between ideal </w:t>
+        <w:t xml:space="preserve">This laboratory introduces SPICE circuit simulation using </w:t>
+      </w:r>
+      <w:proofErr w:type="spellStart"/>
+      <w:r>
+        <w:rPr>
+          <w:rFonts w:ascii="Times New Roman" w:eastAsia="Times New Roman" w:hAnsi="Times New Roman" w:cs="Times New Roman"/>
+          <w:sz w:val="24"/>
+          <w:szCs w:val="24"/>
+        </w:rPr>
+        <w:t>LTspice</w:t>
+      </w:r>
+      <w:proofErr w:type="spellEnd"/>
+      <w:r>
+        <w:rPr>
+          <w:rFonts w:ascii="Times New Roman" w:eastAsia="Times New Roman" w:hAnsi="Times New Roman" w:cs="Times New Roman"/>
+          <w:sz w:val="24"/>
+          <w:szCs w:val="24"/>
+        </w:rPr>
+        <w:t xml:space="preserve"> and explores the key differences between ideal </w:t>
       </w:r>
       <w:r>
         <w:rPr>
@@ -256,7 +274,25 @@
           <w:sz w:val="28"/>
           <w:szCs w:val="28"/>
         </w:rPr>
-        <w:t xml:space="preserve">For the purposes of this class, LTspice (current Windows version is 24.1.0) will be used. It is a free version of spice that’s supported by Linear Technology (recently acquired by Analog Devices). It can be downloaded from Linear Technologies’ website </w:t>
+        <w:t xml:space="preserve">For the purposes of this class, </w:t>
+      </w:r>
+      <w:proofErr w:type="spellStart"/>
+      <w:r>
+        <w:rPr>
+          <w:rFonts w:ascii="Times New Roman" w:hAnsi="Times New Roman" w:cs="Times New Roman"/>
+          <w:sz w:val="28"/>
+          <w:szCs w:val="28"/>
+        </w:rPr>
+        <w:t>LTspice</w:t>
+      </w:r>
+      <w:proofErr w:type="spellEnd"/>
+      <w:r>
+        <w:rPr>
+          <w:rFonts w:ascii="Times New Roman" w:hAnsi="Times New Roman" w:cs="Times New Roman"/>
+          <w:sz w:val="28"/>
+          <w:szCs w:val="28"/>
+        </w:rPr>
+        <w:t xml:space="preserve"> (current Windows version is 24.1.0) will be used. It is a free version of spice that’s supported by Linear Technology (recently acquired by Analog Devices). It can be downloaded from Linear Technologies’ website </w:t>
       </w:r>
       <w:hyperlink r:id="rId8" w:history="1">
         <w:r>
@@ -293,7 +329,25 @@
           <w:sz w:val="28"/>
           <w:szCs w:val="28"/>
         </w:rPr>
-        <w:t xml:space="preserve">There are useful resources provided in the Lab 3 Canvas folder with Lab 3 tips and LTspice keyboard shortcuts. </w:t>
+        <w:t xml:space="preserve">There are useful resources provided in the Lab 3 Canvas folder with Lab 3 tips and </w:t>
+      </w:r>
+      <w:proofErr w:type="spellStart"/>
+      <w:r>
+        <w:rPr>
+          <w:rFonts w:ascii="Times New Roman" w:hAnsi="Times New Roman" w:cs="Times New Roman"/>
+          <w:sz w:val="28"/>
+          <w:szCs w:val="28"/>
+        </w:rPr>
+        <w:t>LTspice</w:t>
+      </w:r>
+      <w:proofErr w:type="spellEnd"/>
+      <w:r>
+        <w:rPr>
+          <w:rFonts w:ascii="Times New Roman" w:hAnsi="Times New Roman" w:cs="Times New Roman"/>
+          <w:sz w:val="28"/>
+          <w:szCs w:val="28"/>
+        </w:rPr>
+        <w:t xml:space="preserve"> keyboard shortcuts. </w:t>
       </w:r>
     </w:p>
     <w:p>
@@ -311,7 +365,25 @@
           <w:sz w:val="28"/>
           <w:szCs w:val="28"/>
         </w:rPr>
-        <w:t xml:space="preserve">If possible, use LTspice on Windows for the best experience. The Mac version looks bare bones compared to the Windows version, but all the same functionalities exist, it’s just hidden in sub menus. </w:t>
+        <w:t xml:space="preserve">If possible, use </w:t>
+      </w:r>
+      <w:proofErr w:type="spellStart"/>
+      <w:r>
+        <w:rPr>
+          <w:rFonts w:ascii="Times New Roman" w:hAnsi="Times New Roman" w:cs="Times New Roman"/>
+          <w:sz w:val="28"/>
+          <w:szCs w:val="28"/>
+        </w:rPr>
+        <w:t>LTspice</w:t>
+      </w:r>
+      <w:proofErr w:type="spellEnd"/>
+      <w:r>
+        <w:rPr>
+          <w:rFonts w:ascii="Times New Roman" w:hAnsi="Times New Roman" w:cs="Times New Roman"/>
+          <w:sz w:val="28"/>
+          <w:szCs w:val="28"/>
+        </w:rPr>
+        <w:t xml:space="preserve"> on Windows for the best experience. The Mac version looks bare bones compared to the Windows version, but all the same functionalities exist, it’s just hidden in sub menus. </w:t>
       </w:r>
     </w:p>
     <w:p>
@@ -355,6 +427,7 @@
         <w:t xml:space="preserve">LT - </w:t>
       </w:r>
       <w:hyperlink r:id="rId9" w:history="1">
+        <w:proofErr w:type="spellStart"/>
         <w:r>
           <w:rPr>
             <w:rStyle w:val="Hyperlink"/>
@@ -362,7 +435,17 @@
             <w:sz w:val="28"/>
             <w:szCs w:val="28"/>
           </w:rPr>
-          <w:t>LTspice IV Overview</w:t>
+          <w:t>LTspice</w:t>
+        </w:r>
+        <w:proofErr w:type="spellEnd"/>
+        <w:r>
+          <w:rPr>
+            <w:rStyle w:val="Hyperlink"/>
+            <w:rFonts w:ascii="Times New Roman" w:hAnsi="Times New Roman" w:cs="Times New Roman"/>
+            <w:sz w:val="28"/>
+            <w:szCs w:val="28"/>
+          </w:rPr>
+          <w:t xml:space="preserve"> IV Overview</w:t>
         </w:r>
       </w:hyperlink>
     </w:p>
@@ -513,7 +596,25 @@
           <w:sz w:val="28"/>
           <w:szCs w:val="28"/>
         </w:rPr>
-        <w:t xml:space="preserve">Install LTspice, work through the tutorials, and complete the following. </w:t>
+        <w:t xml:space="preserve">Install </w:t>
+      </w:r>
+      <w:proofErr w:type="spellStart"/>
+      <w:r>
+        <w:rPr>
+          <w:rFonts w:ascii="Times New Roman" w:hAnsi="Times New Roman" w:cs="Times New Roman"/>
+          <w:sz w:val="28"/>
+          <w:szCs w:val="28"/>
+        </w:rPr>
+        <w:t>LTspice</w:t>
+      </w:r>
+      <w:proofErr w:type="spellEnd"/>
+      <w:r>
+        <w:rPr>
+          <w:rFonts w:ascii="Times New Roman" w:hAnsi="Times New Roman" w:cs="Times New Roman"/>
+          <w:sz w:val="28"/>
+          <w:szCs w:val="28"/>
+        </w:rPr>
+        <w:t xml:space="preserve">, work through the tutorials, and complete the following. </w:t>
       </w:r>
     </w:p>
     <w:p>
@@ -664,7 +765,43 @@
           <w:sz w:val="28"/>
           <w:szCs w:val="28"/>
         </w:rPr>
-        <w:t>Using LTspice, layout the circuit in Figure 3.1 and run a DC operating point simulation (.op) to generate the node voltages at nodes A, B, C, and D. Table the node voltages.</w:t>
+        <w:t xml:space="preserve">Using </w:t>
+      </w:r>
+      <w:proofErr w:type="spellStart"/>
+      <w:r>
+        <w:rPr>
+          <w:rFonts w:ascii="Times New Roman" w:hAnsi="Times New Roman" w:cs="Times New Roman"/>
+          <w:sz w:val="28"/>
+          <w:szCs w:val="28"/>
+        </w:rPr>
+        <w:t>LTspice</w:t>
+      </w:r>
+      <w:proofErr w:type="spellEnd"/>
+      <w:r>
+        <w:rPr>
+          <w:rFonts w:ascii="Times New Roman" w:hAnsi="Times New Roman" w:cs="Times New Roman"/>
+          <w:sz w:val="28"/>
+          <w:szCs w:val="28"/>
+        </w:rPr>
+        <w:t xml:space="preserve">, layout the circuit in Figure 3.1 and run a DC operating point simulation </w:t>
+      </w:r>
+      <w:proofErr w:type="gramStart"/>
+      <w:r>
+        <w:rPr>
+          <w:rFonts w:ascii="Times New Roman" w:hAnsi="Times New Roman" w:cs="Times New Roman"/>
+          <w:sz w:val="28"/>
+          <w:szCs w:val="28"/>
+        </w:rPr>
+        <w:t>(.op</w:t>
+      </w:r>
+      <w:proofErr w:type="gramEnd"/>
+      <w:r>
+        <w:rPr>
+          <w:rFonts w:ascii="Times New Roman" w:hAnsi="Times New Roman" w:cs="Times New Roman"/>
+          <w:sz w:val="28"/>
+          <w:szCs w:val="28"/>
+        </w:rPr>
+        <w:t>) to generate the node voltages at nodes A, B, C, and D. Table the node voltages.</w:t>
       </w:r>
     </w:p>
     <w:p>
@@ -1544,6 +1681,8 @@
         <w:spacing w:before="120" w:line="240" w:lineRule="auto"/>
         <w:ind w:left="792"/>
       </w:pPr>
+      <w:proofErr w:type="spellStart"/>
+      <w:proofErr w:type="gramStart"/>
       <w:r>
         <w:rPr>
           <w:rFonts w:ascii="Times New Roman" w:hAnsi="Times New Roman" w:cs="Times New Roman"/>
@@ -1561,6 +1700,8 @@
         </w:rPr>
         <w:t>down,A</w:t>
       </w:r>
+      <w:proofErr w:type="spellEnd"/>
+      <w:proofErr w:type="gramEnd"/>
       <w:r>
         <w:rPr>
           <w:rFonts w:ascii="Times New Roman" w:hAnsi="Times New Roman" w:cs="Times New Roman"/>
@@ -1584,6 +1725,8 @@
           <w:szCs w:val="28"/>
         </w:rPr>
       </w:pPr>
+      <w:proofErr w:type="spellStart"/>
+      <w:proofErr w:type="gramStart"/>
       <w:r>
         <w:rPr>
           <w:rFonts w:ascii="Times New Roman" w:hAnsi="Times New Roman" w:cs="Times New Roman"/>
@@ -1601,13 +1744,25 @@
         </w:rPr>
         <w:t>node,A</w:t>
       </w:r>
-      <w:r>
-        <w:rPr>
-          <w:rFonts w:ascii="Times New Roman" w:hAnsi="Times New Roman" w:cs="Times New Roman"/>
-          <w:sz w:val="28"/>
-          <w:szCs w:val="28"/>
-        </w:rPr>
-        <w:t xml:space="preserve"> = R</w:t>
+      <w:proofErr w:type="spellEnd"/>
+      <w:proofErr w:type="gramEnd"/>
+      <w:r>
+        <w:rPr>
+          <w:rFonts w:ascii="Times New Roman" w:hAnsi="Times New Roman" w:cs="Times New Roman"/>
+          <w:sz w:val="28"/>
+          <w:szCs w:val="28"/>
+        </w:rPr>
+        <w:t xml:space="preserve"> = </w:t>
+      </w:r>
+      <w:proofErr w:type="spellStart"/>
+      <w:proofErr w:type="gramStart"/>
+      <w:r>
+        <w:rPr>
+          <w:rFonts w:ascii="Times New Roman" w:hAnsi="Times New Roman" w:cs="Times New Roman"/>
+          <w:sz w:val="28"/>
+          <w:szCs w:val="28"/>
+        </w:rPr>
+        <w:t>R</w:t>
       </w:r>
       <w:r>
         <w:rPr>
@@ -1618,6 +1773,8 @@
         </w:rPr>
         <w:t>down,A</w:t>
       </w:r>
+      <w:proofErr w:type="spellEnd"/>
+      <w:proofErr w:type="gramEnd"/>
       <w:r>
         <w:rPr>
           <w:rFonts w:ascii="Times New Roman" w:hAnsi="Times New Roman" w:cs="Times New Roman"/>
@@ -1722,6 +1879,8 @@
           <w:szCs w:val="28"/>
         </w:rPr>
       </w:pPr>
+      <w:proofErr w:type="spellStart"/>
+      <w:proofErr w:type="gramStart"/>
       <w:r>
         <w:rPr>
           <w:rFonts w:ascii="Times New Roman" w:hAnsi="Times New Roman" w:cs="Times New Roman"/>
@@ -1739,6 +1898,8 @@
         </w:rPr>
         <w:t>total,A</w:t>
       </w:r>
+      <w:proofErr w:type="spellEnd"/>
+      <w:proofErr w:type="gramEnd"/>
       <w:r>
         <w:rPr>
           <w:rFonts w:ascii="Times New Roman" w:hAnsi="Times New Roman" w:cs="Times New Roman"/>
@@ -1748,7 +1909,12 @@
         <w:t xml:space="preserve"> = </w:t>
       </w:r>
       <w:r>
-        <w:t>4.7 KΩ + R</w:t>
+        <w:t xml:space="preserve">4.7 KΩ + </w:t>
+      </w:r>
+      <w:proofErr w:type="spellStart"/>
+      <w:proofErr w:type="gramStart"/>
+      <w:r>
+        <w:t>R</w:t>
       </w:r>
       <w:r>
         <w:rPr>
@@ -1756,6 +1922,8 @@
         </w:rPr>
         <w:t>node,A</w:t>
       </w:r>
+      <w:proofErr w:type="spellEnd"/>
+      <w:proofErr w:type="gramEnd"/>
       <w:r>
         <w:t xml:space="preserve"> = 4.7 KΩ + 33.5363 KΩ = 38.2363 KΩ</w:t>
       </w:r>
@@ -1771,6 +1939,8 @@
           <w:szCs w:val="28"/>
         </w:rPr>
       </w:pPr>
+      <w:proofErr w:type="spellStart"/>
+      <w:proofErr w:type="gramStart"/>
       <w:r>
         <w:rPr>
           <w:rFonts w:ascii="Times New Roman" w:hAnsi="Times New Roman" w:cs="Times New Roman"/>
@@ -1797,6 +1967,8 @@
         </w:rPr>
         <w:t>,A</w:t>
       </w:r>
+      <w:proofErr w:type="spellEnd"/>
+      <w:proofErr w:type="gramEnd"/>
       <w:r>
         <w:rPr>
           <w:rFonts w:ascii="Times New Roman" w:hAnsi="Times New Roman" w:cs="Times New Roman"/>
@@ -1909,6 +2081,8 @@
           <w:szCs w:val="28"/>
         </w:rPr>
       </w:pPr>
+      <w:proofErr w:type="spellStart"/>
+      <w:proofErr w:type="gramStart"/>
       <w:r>
         <w:rPr>
           <w:rFonts w:ascii="Times New Roman" w:hAnsi="Times New Roman" w:cs="Times New Roman"/>
@@ -1926,6 +2100,8 @@
         </w:rPr>
         <w:t>down,A</w:t>
       </w:r>
+      <w:proofErr w:type="spellEnd"/>
+      <w:proofErr w:type="gramEnd"/>
       <w:r>
         <w:rPr>
           <w:rFonts w:ascii="Times New Roman" w:hAnsi="Times New Roman" w:cs="Times New Roman"/>
@@ -2253,7 +2429,17 @@
                 <w:sz w:val="20"/>
                 <w:szCs w:val="20"/>
               </w:rPr>
-              <w:t>(I</w:t>
+              <w:t>(</w:t>
+            </w:r>
+            <w:proofErr w:type="spellStart"/>
+            <w:proofErr w:type="gramStart"/>
+            <w:r>
+              <w:rPr>
+                <w:rFonts w:ascii="Times New Roman" w:hAnsi="Times New Roman" w:cs="Times New Roman"/>
+                <w:sz w:val="20"/>
+                <w:szCs w:val="20"/>
+              </w:rPr>
+              <w:t>I</w:t>
             </w:r>
             <w:r>
               <w:rPr>
@@ -2264,6 +2450,8 @@
               </w:rPr>
               <w:t>total,A</w:t>
             </w:r>
+            <w:proofErr w:type="spellEnd"/>
+            <w:proofErr w:type="gramEnd"/>
             <w:r>
               <w:rPr>
                 <w:rFonts w:ascii="Times New Roman" w:hAnsi="Times New Roman" w:cs="Times New Roman"/>
@@ -2428,6 +2616,8 @@
                 <w:szCs w:val="20"/>
               </w:rPr>
             </w:pPr>
+            <w:proofErr w:type="spellStart"/>
+            <w:proofErr w:type="gramStart"/>
             <w:r>
               <w:rPr>
                 <w:rFonts w:ascii="Times New Roman" w:hAnsi="Times New Roman" w:cs="Times New Roman"/>
@@ -2445,13 +2635,25 @@
               </w:rPr>
               <w:t>node,A</w:t>
             </w:r>
-            <w:r>
-              <w:rPr>
-                <w:rFonts w:ascii="Times New Roman" w:hAnsi="Times New Roman" w:cs="Times New Roman"/>
-                <w:sz w:val="20"/>
-                <w:szCs w:val="20"/>
-              </w:rPr>
-              <w:t xml:space="preserve"> – (I</w:t>
+            <w:proofErr w:type="spellEnd"/>
+            <w:proofErr w:type="gramEnd"/>
+            <w:r>
+              <w:rPr>
+                <w:rFonts w:ascii="Times New Roman" w:hAnsi="Times New Roman" w:cs="Times New Roman"/>
+                <w:sz w:val="20"/>
+                <w:szCs w:val="20"/>
+              </w:rPr>
+              <w:t xml:space="preserve"> – (</w:t>
+            </w:r>
+            <w:proofErr w:type="spellStart"/>
+            <w:proofErr w:type="gramStart"/>
+            <w:r>
+              <w:rPr>
+                <w:rFonts w:ascii="Times New Roman" w:hAnsi="Times New Roman" w:cs="Times New Roman"/>
+                <w:sz w:val="20"/>
+                <w:szCs w:val="20"/>
+              </w:rPr>
+              <w:t>I</w:t>
             </w:r>
             <w:r>
               <w:rPr>
@@ -2462,6 +2664,8 @@
               </w:rPr>
               <w:t>down,A</w:t>
             </w:r>
+            <w:proofErr w:type="spellEnd"/>
+            <w:proofErr w:type="gramEnd"/>
             <w:r>
               <w:rPr>
                 <w:rFonts w:ascii="Times New Roman" w:hAnsi="Times New Roman" w:cs="Times New Roman"/>
@@ -2640,6 +2844,8 @@
                 <w:szCs w:val="20"/>
               </w:rPr>
             </w:pPr>
+            <w:proofErr w:type="spellStart"/>
+            <w:proofErr w:type="gramStart"/>
             <w:r>
               <w:rPr>
                 <w:rFonts w:ascii="Times New Roman" w:hAnsi="Times New Roman" w:cs="Times New Roman"/>
@@ -2657,13 +2863,25 @@
               </w:rPr>
               <w:t>node,B</w:t>
             </w:r>
-            <w:r>
-              <w:rPr>
-                <w:rFonts w:ascii="Times New Roman" w:hAnsi="Times New Roman" w:cs="Times New Roman"/>
-                <w:sz w:val="20"/>
-                <w:szCs w:val="20"/>
-              </w:rPr>
-              <w:t xml:space="preserve"> – (I</w:t>
+            <w:proofErr w:type="spellEnd"/>
+            <w:proofErr w:type="gramEnd"/>
+            <w:r>
+              <w:rPr>
+                <w:rFonts w:ascii="Times New Roman" w:hAnsi="Times New Roman" w:cs="Times New Roman"/>
+                <w:sz w:val="20"/>
+                <w:szCs w:val="20"/>
+              </w:rPr>
+              <w:t xml:space="preserve"> – (</w:t>
+            </w:r>
+            <w:proofErr w:type="spellStart"/>
+            <w:proofErr w:type="gramStart"/>
+            <w:r>
+              <w:rPr>
+                <w:rFonts w:ascii="Times New Roman" w:hAnsi="Times New Roman" w:cs="Times New Roman"/>
+                <w:sz w:val="20"/>
+                <w:szCs w:val="20"/>
+              </w:rPr>
+              <w:t>I</w:t>
             </w:r>
             <w:r>
               <w:rPr>
@@ -2674,6 +2892,8 @@
               </w:rPr>
               <w:t>down,A</w:t>
             </w:r>
+            <w:proofErr w:type="spellEnd"/>
+            <w:proofErr w:type="gramEnd"/>
             <w:r>
               <w:rPr>
                 <w:rFonts w:ascii="Times New Roman" w:hAnsi="Times New Roman" w:cs="Times New Roman"/>
@@ -2845,6 +3065,8 @@
                 <w:szCs w:val="20"/>
               </w:rPr>
             </w:pPr>
+            <w:proofErr w:type="spellStart"/>
+            <w:proofErr w:type="gramStart"/>
             <w:r>
               <w:rPr>
                 <w:rFonts w:ascii="Times New Roman" w:hAnsi="Times New Roman" w:cs="Times New Roman"/>
@@ -2862,13 +3084,25 @@
               </w:rPr>
               <w:t>node,C</w:t>
             </w:r>
-            <w:r>
-              <w:rPr>
-                <w:rFonts w:ascii="Times New Roman" w:hAnsi="Times New Roman" w:cs="Times New Roman"/>
-                <w:sz w:val="20"/>
-                <w:szCs w:val="20"/>
-              </w:rPr>
-              <w:t xml:space="preserve"> – (I</w:t>
+            <w:proofErr w:type="spellEnd"/>
+            <w:proofErr w:type="gramEnd"/>
+            <w:r>
+              <w:rPr>
+                <w:rFonts w:ascii="Times New Roman" w:hAnsi="Times New Roman" w:cs="Times New Roman"/>
+                <w:sz w:val="20"/>
+                <w:szCs w:val="20"/>
+              </w:rPr>
+              <w:t xml:space="preserve"> – (</w:t>
+            </w:r>
+            <w:proofErr w:type="spellStart"/>
+            <w:proofErr w:type="gramStart"/>
+            <w:r>
+              <w:rPr>
+                <w:rFonts w:ascii="Times New Roman" w:hAnsi="Times New Roman" w:cs="Times New Roman"/>
+                <w:sz w:val="20"/>
+                <w:szCs w:val="20"/>
+              </w:rPr>
+              <w:t>I</w:t>
             </w:r>
             <w:r>
               <w:rPr>
@@ -2879,6 +3113,8 @@
               </w:rPr>
               <w:t>down,A</w:t>
             </w:r>
+            <w:proofErr w:type="spellEnd"/>
+            <w:proofErr w:type="gramEnd"/>
             <w:r>
               <w:rPr>
                 <w:rFonts w:ascii="Times New Roman" w:hAnsi="Times New Roman" w:cs="Times New Roman"/>
@@ -3035,6 +3271,8 @@
         <w:spacing w:before="120" w:line="240" w:lineRule="auto"/>
         <w:ind w:left="792"/>
       </w:pPr>
+      <w:proofErr w:type="spellStart"/>
+      <w:proofErr w:type="gramStart"/>
       <w:r>
         <w:rPr>
           <w:rFonts w:ascii="Times New Roman" w:hAnsi="Times New Roman" w:cs="Times New Roman"/>
@@ -3061,6 +3299,8 @@
         </w:rPr>
         <w:t>B</w:t>
       </w:r>
+      <w:proofErr w:type="spellEnd"/>
+      <w:proofErr w:type="gramEnd"/>
       <w:r>
         <w:rPr>
           <w:rFonts w:ascii="Times New Roman" w:hAnsi="Times New Roman" w:cs="Times New Roman"/>
@@ -3090,6 +3330,8 @@
           <w:szCs w:val="28"/>
         </w:rPr>
       </w:pPr>
+      <w:proofErr w:type="spellStart"/>
+      <w:proofErr w:type="gramStart"/>
       <w:r>
         <w:rPr>
           <w:rFonts w:ascii="Times New Roman" w:hAnsi="Times New Roman" w:cs="Times New Roman"/>
@@ -3116,13 +3358,25 @@
         </w:rPr>
         <w:t>B</w:t>
       </w:r>
-      <w:r>
-        <w:rPr>
-          <w:rFonts w:ascii="Times New Roman" w:hAnsi="Times New Roman" w:cs="Times New Roman"/>
-          <w:sz w:val="28"/>
-          <w:szCs w:val="28"/>
-        </w:rPr>
-        <w:t xml:space="preserve"> = R</w:t>
+      <w:proofErr w:type="spellEnd"/>
+      <w:proofErr w:type="gramEnd"/>
+      <w:r>
+        <w:rPr>
+          <w:rFonts w:ascii="Times New Roman" w:hAnsi="Times New Roman" w:cs="Times New Roman"/>
+          <w:sz w:val="28"/>
+          <w:szCs w:val="28"/>
+        </w:rPr>
+        <w:t xml:space="preserve"> = </w:t>
+      </w:r>
+      <w:proofErr w:type="spellStart"/>
+      <w:proofErr w:type="gramStart"/>
+      <w:r>
+        <w:rPr>
+          <w:rFonts w:ascii="Times New Roman" w:hAnsi="Times New Roman" w:cs="Times New Roman"/>
+          <w:sz w:val="28"/>
+          <w:szCs w:val="28"/>
+        </w:rPr>
+        <w:t>R</w:t>
       </w:r>
       <w:r>
         <w:rPr>
@@ -3142,6 +3396,8 @@
         </w:rPr>
         <w:t>B</w:t>
       </w:r>
+      <w:proofErr w:type="spellEnd"/>
+      <w:proofErr w:type="gramEnd"/>
       <w:r>
         <w:rPr>
           <w:rFonts w:ascii="Times New Roman" w:hAnsi="Times New Roman" w:cs="Times New Roman"/>
@@ -3252,6 +3508,8 @@
           <w:szCs w:val="28"/>
         </w:rPr>
       </w:pPr>
+      <w:proofErr w:type="spellStart"/>
+      <w:proofErr w:type="gramStart"/>
       <w:r>
         <w:rPr>
           <w:rFonts w:ascii="Times New Roman" w:hAnsi="Times New Roman" w:cs="Times New Roman"/>
@@ -3278,6 +3536,8 @@
         </w:rPr>
         <w:t>B</w:t>
       </w:r>
+      <w:proofErr w:type="spellEnd"/>
+      <w:proofErr w:type="gramEnd"/>
       <w:r>
         <w:rPr>
           <w:rFonts w:ascii="Times New Roman" w:hAnsi="Times New Roman" w:cs="Times New Roman"/>
@@ -3292,6 +3552,8 @@
       <w:r>
         <w:t xml:space="preserve">10 KΩ + </w:t>
       </w:r>
+      <w:proofErr w:type="spellStart"/>
+      <w:proofErr w:type="gramStart"/>
       <w:r>
         <w:t>R</w:t>
       </w:r>
@@ -3307,6 +3569,8 @@
         </w:rPr>
         <w:t>B</w:t>
       </w:r>
+      <w:proofErr w:type="spellEnd"/>
+      <w:proofErr w:type="gramEnd"/>
       <w:r>
         <w:t xml:space="preserve"> = 4.7 KΩ + </w:t>
       </w:r>
@@ -3337,6 +3601,8 @@
           <w:szCs w:val="28"/>
         </w:rPr>
       </w:pPr>
+      <w:proofErr w:type="spellStart"/>
+      <w:proofErr w:type="gramStart"/>
       <w:r>
         <w:rPr>
           <w:rFonts w:ascii="Times New Roman" w:hAnsi="Times New Roman" w:cs="Times New Roman"/>
@@ -3372,6 +3638,8 @@
         </w:rPr>
         <w:t>B</w:t>
       </w:r>
+      <w:proofErr w:type="spellEnd"/>
+      <w:proofErr w:type="gramEnd"/>
       <w:r>
         <w:rPr>
           <w:rFonts w:ascii="Times New Roman" w:hAnsi="Times New Roman" w:cs="Times New Roman"/>
@@ -3479,6 +3747,8 @@
         <w:spacing w:before="120" w:line="240" w:lineRule="auto"/>
         <w:ind w:left="792"/>
       </w:pPr>
+      <w:proofErr w:type="spellStart"/>
+      <w:proofErr w:type="gramStart"/>
       <w:r>
         <w:rPr>
           <w:rFonts w:ascii="Times New Roman" w:hAnsi="Times New Roman" w:cs="Times New Roman"/>
@@ -3505,6 +3775,8 @@
         </w:rPr>
         <w:t>B</w:t>
       </w:r>
+      <w:proofErr w:type="spellEnd"/>
+      <w:proofErr w:type="gramEnd"/>
       <w:r>
         <w:rPr>
           <w:rFonts w:ascii="Times New Roman" w:hAnsi="Times New Roman" w:cs="Times New Roman"/>
@@ -3824,7 +4096,17 @@
                 <w:sz w:val="20"/>
                 <w:szCs w:val="20"/>
               </w:rPr>
-              <w:t>5V – (I</w:t>
+              <w:t>5V – (</w:t>
+            </w:r>
+            <w:proofErr w:type="spellStart"/>
+            <w:proofErr w:type="gramStart"/>
+            <w:r>
+              <w:rPr>
+                <w:rFonts w:ascii="Times New Roman" w:hAnsi="Times New Roman" w:cs="Times New Roman"/>
+                <w:sz w:val="20"/>
+                <w:szCs w:val="20"/>
+              </w:rPr>
+              <w:t>I</w:t>
             </w:r>
             <w:r>
               <w:rPr>
@@ -3844,6 +4126,8 @@
               </w:rPr>
               <w:t>B</w:t>
             </w:r>
+            <w:proofErr w:type="spellEnd"/>
+            <w:proofErr w:type="gramEnd"/>
             <w:r>
               <w:rPr>
                 <w:rFonts w:ascii="Times New Roman" w:hAnsi="Times New Roman" w:cs="Times New Roman"/>
@@ -4024,6 +4308,8 @@
                 <w:szCs w:val="28"/>
               </w:rPr>
             </w:pPr>
+            <w:proofErr w:type="spellStart"/>
+            <w:proofErr w:type="gramStart"/>
             <w:r>
               <w:rPr>
                 <w:rFonts w:ascii="Times New Roman" w:hAnsi="Times New Roman" w:cs="Times New Roman"/>
@@ -4041,13 +4327,25 @@
               </w:rPr>
               <w:t>node,A</w:t>
             </w:r>
-            <w:r>
-              <w:rPr>
-                <w:rFonts w:ascii="Times New Roman" w:hAnsi="Times New Roman" w:cs="Times New Roman"/>
-                <w:sz w:val="20"/>
-                <w:szCs w:val="20"/>
-              </w:rPr>
-              <w:t xml:space="preserve"> – (I</w:t>
+            <w:proofErr w:type="spellEnd"/>
+            <w:proofErr w:type="gramEnd"/>
+            <w:r>
+              <w:rPr>
+                <w:rFonts w:ascii="Times New Roman" w:hAnsi="Times New Roman" w:cs="Times New Roman"/>
+                <w:sz w:val="20"/>
+                <w:szCs w:val="20"/>
+              </w:rPr>
+              <w:t xml:space="preserve"> – (</w:t>
+            </w:r>
+            <w:proofErr w:type="spellStart"/>
+            <w:proofErr w:type="gramStart"/>
+            <w:r>
+              <w:rPr>
+                <w:rFonts w:ascii="Times New Roman" w:hAnsi="Times New Roman" w:cs="Times New Roman"/>
+                <w:sz w:val="20"/>
+                <w:szCs w:val="20"/>
+              </w:rPr>
+              <w:t>I</w:t>
             </w:r>
             <w:r>
               <w:rPr>
@@ -4058,6 +4356,8 @@
               </w:rPr>
               <w:t>total,B</w:t>
             </w:r>
+            <w:proofErr w:type="spellEnd"/>
+            <w:proofErr w:type="gramEnd"/>
             <w:r>
               <w:rPr>
                 <w:rFonts w:ascii="Times New Roman" w:hAnsi="Times New Roman" w:cs="Times New Roman"/>
@@ -4228,6 +4528,8 @@
                 <w:szCs w:val="28"/>
               </w:rPr>
             </w:pPr>
+            <w:proofErr w:type="spellStart"/>
+            <w:proofErr w:type="gramStart"/>
             <w:r>
               <w:rPr>
                 <w:rFonts w:ascii="Times New Roman" w:hAnsi="Times New Roman" w:cs="Times New Roman"/>
@@ -4245,13 +4547,25 @@
               </w:rPr>
               <w:t>node,B</w:t>
             </w:r>
-            <w:r>
-              <w:rPr>
-                <w:rFonts w:ascii="Times New Roman" w:hAnsi="Times New Roman" w:cs="Times New Roman"/>
-                <w:sz w:val="20"/>
-                <w:szCs w:val="20"/>
-              </w:rPr>
-              <w:t xml:space="preserve"> – (I</w:t>
+            <w:proofErr w:type="spellEnd"/>
+            <w:proofErr w:type="gramEnd"/>
+            <w:r>
+              <w:rPr>
+                <w:rFonts w:ascii="Times New Roman" w:hAnsi="Times New Roman" w:cs="Times New Roman"/>
+                <w:sz w:val="20"/>
+                <w:szCs w:val="20"/>
+              </w:rPr>
+              <w:t xml:space="preserve"> – (</w:t>
+            </w:r>
+            <w:proofErr w:type="spellStart"/>
+            <w:proofErr w:type="gramStart"/>
+            <w:r>
+              <w:rPr>
+                <w:rFonts w:ascii="Times New Roman" w:hAnsi="Times New Roman" w:cs="Times New Roman"/>
+                <w:sz w:val="20"/>
+                <w:szCs w:val="20"/>
+              </w:rPr>
+              <w:t>I</w:t>
             </w:r>
             <w:r>
               <w:rPr>
@@ -4271,6 +4585,8 @@
               </w:rPr>
               <w:t>B</w:t>
             </w:r>
+            <w:proofErr w:type="spellEnd"/>
+            <w:proofErr w:type="gramEnd"/>
             <w:r>
               <w:rPr>
                 <w:rFonts w:ascii="Times New Roman" w:hAnsi="Times New Roman" w:cs="Times New Roman"/>
@@ -4457,6 +4773,8 @@
                 <w:szCs w:val="28"/>
               </w:rPr>
             </w:pPr>
+            <w:proofErr w:type="spellStart"/>
+            <w:proofErr w:type="gramStart"/>
             <w:r>
               <w:rPr>
                 <w:rFonts w:ascii="Times New Roman" w:hAnsi="Times New Roman" w:cs="Times New Roman"/>
@@ -4474,13 +4792,25 @@
               </w:rPr>
               <w:t>node,C</w:t>
             </w:r>
-            <w:r>
-              <w:rPr>
-                <w:rFonts w:ascii="Times New Roman" w:hAnsi="Times New Roman" w:cs="Times New Roman"/>
-                <w:sz w:val="20"/>
-                <w:szCs w:val="20"/>
-              </w:rPr>
-              <w:t xml:space="preserve"> – (I</w:t>
+            <w:proofErr w:type="spellEnd"/>
+            <w:proofErr w:type="gramEnd"/>
+            <w:r>
+              <w:rPr>
+                <w:rFonts w:ascii="Times New Roman" w:hAnsi="Times New Roman" w:cs="Times New Roman"/>
+                <w:sz w:val="20"/>
+                <w:szCs w:val="20"/>
+              </w:rPr>
+              <w:t xml:space="preserve"> – (</w:t>
+            </w:r>
+            <w:proofErr w:type="spellStart"/>
+            <w:proofErr w:type="gramStart"/>
+            <w:r>
+              <w:rPr>
+                <w:rFonts w:ascii="Times New Roman" w:hAnsi="Times New Roman" w:cs="Times New Roman"/>
+                <w:sz w:val="20"/>
+                <w:szCs w:val="20"/>
+              </w:rPr>
+              <w:t>I</w:t>
             </w:r>
             <w:r>
               <w:rPr>
@@ -4500,6 +4830,8 @@
               </w:rPr>
               <w:t>B</w:t>
             </w:r>
+            <w:proofErr w:type="spellEnd"/>
+            <w:proofErr w:type="gramEnd"/>
             <w:r>
               <w:rPr>
                 <w:rFonts w:ascii="Times New Roman" w:hAnsi="Times New Roman" w:cs="Times New Roman"/>
@@ -4643,6 +4975,8 @@
         <w:spacing w:before="120" w:line="240" w:lineRule="auto"/>
         <w:ind w:left="792"/>
       </w:pPr>
+      <w:proofErr w:type="spellStart"/>
+      <w:proofErr w:type="gramStart"/>
       <w:r>
         <w:rPr>
           <w:rFonts w:ascii="Times New Roman" w:hAnsi="Times New Roman" w:cs="Times New Roman"/>
@@ -4669,6 +5003,8 @@
         </w:rPr>
         <w:t>C</w:t>
       </w:r>
+      <w:proofErr w:type="spellEnd"/>
+      <w:proofErr w:type="gramEnd"/>
       <w:r>
         <w:rPr>
           <w:rFonts w:ascii="Times New Roman" w:hAnsi="Times New Roman" w:cs="Times New Roman"/>
@@ -4698,6 +5034,8 @@
           <w:szCs w:val="28"/>
         </w:rPr>
       </w:pPr>
+      <w:proofErr w:type="spellStart"/>
+      <w:proofErr w:type="gramStart"/>
       <w:r>
         <w:rPr>
           <w:rFonts w:ascii="Times New Roman" w:hAnsi="Times New Roman" w:cs="Times New Roman"/>
@@ -4724,13 +5062,25 @@
         </w:rPr>
         <w:t>C</w:t>
       </w:r>
-      <w:r>
-        <w:rPr>
-          <w:rFonts w:ascii="Times New Roman" w:hAnsi="Times New Roman" w:cs="Times New Roman"/>
-          <w:sz w:val="28"/>
-          <w:szCs w:val="28"/>
-        </w:rPr>
-        <w:t xml:space="preserve"> = R</w:t>
+      <w:proofErr w:type="spellEnd"/>
+      <w:proofErr w:type="gramEnd"/>
+      <w:r>
+        <w:rPr>
+          <w:rFonts w:ascii="Times New Roman" w:hAnsi="Times New Roman" w:cs="Times New Roman"/>
+          <w:sz w:val="28"/>
+          <w:szCs w:val="28"/>
+        </w:rPr>
+        <w:t xml:space="preserve"> = </w:t>
+      </w:r>
+      <w:proofErr w:type="spellStart"/>
+      <w:proofErr w:type="gramStart"/>
+      <w:r>
+        <w:rPr>
+          <w:rFonts w:ascii="Times New Roman" w:hAnsi="Times New Roman" w:cs="Times New Roman"/>
+          <w:sz w:val="28"/>
+          <w:szCs w:val="28"/>
+        </w:rPr>
+        <w:t>R</w:t>
       </w:r>
       <w:r>
         <w:rPr>
@@ -4750,6 +5100,8 @@
         </w:rPr>
         <w:t>C</w:t>
       </w:r>
+      <w:proofErr w:type="spellEnd"/>
+      <w:proofErr w:type="gramEnd"/>
       <w:r>
         <w:rPr>
           <w:rFonts w:ascii="Times New Roman" w:hAnsi="Times New Roman" w:cs="Times New Roman"/>
@@ -4860,6 +5212,8 @@
           <w:szCs w:val="28"/>
         </w:rPr>
       </w:pPr>
+      <w:proofErr w:type="spellStart"/>
+      <w:proofErr w:type="gramStart"/>
       <w:r>
         <w:rPr>
           <w:rFonts w:ascii="Times New Roman" w:hAnsi="Times New Roman" w:cs="Times New Roman"/>
@@ -4886,6 +5240,8 @@
         </w:rPr>
         <w:t>C</w:t>
       </w:r>
+      <w:proofErr w:type="spellEnd"/>
+      <w:proofErr w:type="gramEnd"/>
       <w:r>
         <w:rPr>
           <w:rFonts w:ascii="Times New Roman" w:hAnsi="Times New Roman" w:cs="Times New Roman"/>
@@ -4900,6 +5256,8 @@
       <w:r>
         <w:t xml:space="preserve">+ 10 KΩ + </w:t>
       </w:r>
+      <w:proofErr w:type="spellStart"/>
+      <w:proofErr w:type="gramStart"/>
       <w:r>
         <w:t>R</w:t>
       </w:r>
@@ -4915,11 +5273,21 @@
         </w:rPr>
         <w:t>C</w:t>
       </w:r>
-      <w:r>
-        <w:t xml:space="preserve"> = 4.7 KΩ + 10 KΩ + </w:t>
-      </w:r>
-      <w:r>
-        <w:t xml:space="preserve"> 10 KΩ +</w:t>
+      <w:proofErr w:type="spellEnd"/>
+      <w:proofErr w:type="gramEnd"/>
+      <w:r>
+        <w:t xml:space="preserve"> = 4.7 KΩ + 10 KΩ </w:t>
+      </w:r>
+      <w:proofErr w:type="gramStart"/>
+      <w:r>
+        <w:t xml:space="preserve">+ </w:t>
+      </w:r>
+      <w:r>
+        <w:t xml:space="preserve"> 10</w:t>
+      </w:r>
+      <w:proofErr w:type="gramEnd"/>
+      <w:r>
+        <w:t xml:space="preserve"> KΩ +</w:t>
       </w:r>
       <w:r>
         <w:t xml:space="preserve"> </w:t>
@@ -4948,6 +5316,8 @@
           <w:szCs w:val="28"/>
         </w:rPr>
       </w:pPr>
+      <w:proofErr w:type="spellStart"/>
+      <w:proofErr w:type="gramStart"/>
       <w:r>
         <w:rPr>
           <w:rFonts w:ascii="Times New Roman" w:hAnsi="Times New Roman" w:cs="Times New Roman"/>
@@ -4974,6 +5344,8 @@
         </w:rPr>
         <w:t>,C</w:t>
       </w:r>
+      <w:proofErr w:type="spellEnd"/>
+      <w:proofErr w:type="gramEnd"/>
       <w:r>
         <w:rPr>
           <w:rFonts w:ascii="Times New Roman" w:hAnsi="Times New Roman" w:cs="Times New Roman"/>
@@ -5081,6 +5453,8 @@
         <w:spacing w:before="120" w:line="240" w:lineRule="auto"/>
         <w:ind w:left="792"/>
       </w:pPr>
+      <w:proofErr w:type="spellStart"/>
+      <w:proofErr w:type="gramStart"/>
       <w:r>
         <w:rPr>
           <w:rFonts w:ascii="Times New Roman" w:hAnsi="Times New Roman" w:cs="Times New Roman"/>
@@ -5107,6 +5481,8 @@
         </w:rPr>
         <w:t>C</w:t>
       </w:r>
+      <w:proofErr w:type="spellEnd"/>
+      <w:proofErr w:type="gramEnd"/>
       <w:r>
         <w:rPr>
           <w:rFonts w:ascii="Times New Roman" w:hAnsi="Times New Roman" w:cs="Times New Roman"/>
@@ -5410,7 +5786,17 @@
                 <w:sz w:val="20"/>
                 <w:szCs w:val="20"/>
               </w:rPr>
-              <w:t>5V – (I</w:t>
+              <w:t>5V – (</w:t>
+            </w:r>
+            <w:proofErr w:type="spellStart"/>
+            <w:proofErr w:type="gramStart"/>
+            <w:r>
+              <w:rPr>
+                <w:rFonts w:ascii="Times New Roman" w:hAnsi="Times New Roman" w:cs="Times New Roman"/>
+                <w:sz w:val="20"/>
+                <w:szCs w:val="20"/>
+              </w:rPr>
+              <w:t>I</w:t>
             </w:r>
             <w:r>
               <w:rPr>
@@ -5430,6 +5816,8 @@
               </w:rPr>
               <w:t>C</w:t>
             </w:r>
+            <w:proofErr w:type="spellEnd"/>
+            <w:proofErr w:type="gramEnd"/>
             <w:r>
               <w:rPr>
                 <w:rFonts w:ascii="Times New Roman" w:hAnsi="Times New Roman" w:cs="Times New Roman"/>
@@ -5618,6 +6006,8 @@
                 <w:szCs w:val="28"/>
               </w:rPr>
             </w:pPr>
+            <w:proofErr w:type="spellStart"/>
+            <w:proofErr w:type="gramStart"/>
             <w:r>
               <w:rPr>
                 <w:rFonts w:ascii="Times New Roman" w:hAnsi="Times New Roman" w:cs="Times New Roman"/>
@@ -5635,13 +6025,25 @@
               </w:rPr>
               <w:t>node,A</w:t>
             </w:r>
-            <w:r>
-              <w:rPr>
-                <w:rFonts w:ascii="Times New Roman" w:hAnsi="Times New Roman" w:cs="Times New Roman"/>
-                <w:sz w:val="20"/>
-                <w:szCs w:val="20"/>
-              </w:rPr>
-              <w:t xml:space="preserve"> – (I</w:t>
+            <w:proofErr w:type="spellEnd"/>
+            <w:proofErr w:type="gramEnd"/>
+            <w:r>
+              <w:rPr>
+                <w:rFonts w:ascii="Times New Roman" w:hAnsi="Times New Roman" w:cs="Times New Roman"/>
+                <w:sz w:val="20"/>
+                <w:szCs w:val="20"/>
+              </w:rPr>
+              <w:t xml:space="preserve"> – (</w:t>
+            </w:r>
+            <w:proofErr w:type="spellStart"/>
+            <w:proofErr w:type="gramStart"/>
+            <w:r>
+              <w:rPr>
+                <w:rFonts w:ascii="Times New Roman" w:hAnsi="Times New Roman" w:cs="Times New Roman"/>
+                <w:sz w:val="20"/>
+                <w:szCs w:val="20"/>
+              </w:rPr>
+              <w:t>I</w:t>
             </w:r>
             <w:r>
               <w:rPr>
@@ -5652,6 +6054,8 @@
               </w:rPr>
               <w:t>total,C</w:t>
             </w:r>
+            <w:proofErr w:type="spellEnd"/>
+            <w:proofErr w:type="gramEnd"/>
             <w:r>
               <w:rPr>
                 <w:rFonts w:ascii="Times New Roman" w:hAnsi="Times New Roman" w:cs="Times New Roman"/>
@@ -5846,6 +6250,8 @@
                 <w:szCs w:val="28"/>
               </w:rPr>
             </w:pPr>
+            <w:proofErr w:type="spellStart"/>
+            <w:proofErr w:type="gramStart"/>
             <w:r>
               <w:rPr>
                 <w:rFonts w:ascii="Times New Roman" w:hAnsi="Times New Roman" w:cs="Times New Roman"/>
@@ -5863,13 +6269,25 @@
               </w:rPr>
               <w:t>node,B</w:t>
             </w:r>
-            <w:r>
-              <w:rPr>
-                <w:rFonts w:ascii="Times New Roman" w:hAnsi="Times New Roman" w:cs="Times New Roman"/>
-                <w:sz w:val="20"/>
-                <w:szCs w:val="20"/>
-              </w:rPr>
-              <w:t xml:space="preserve"> – (I</w:t>
+            <w:proofErr w:type="spellEnd"/>
+            <w:proofErr w:type="gramEnd"/>
+            <w:r>
+              <w:rPr>
+                <w:rFonts w:ascii="Times New Roman" w:hAnsi="Times New Roman" w:cs="Times New Roman"/>
+                <w:sz w:val="20"/>
+                <w:szCs w:val="20"/>
+              </w:rPr>
+              <w:t xml:space="preserve"> – (</w:t>
+            </w:r>
+            <w:proofErr w:type="spellStart"/>
+            <w:proofErr w:type="gramStart"/>
+            <w:r>
+              <w:rPr>
+                <w:rFonts w:ascii="Times New Roman" w:hAnsi="Times New Roman" w:cs="Times New Roman"/>
+                <w:sz w:val="20"/>
+                <w:szCs w:val="20"/>
+              </w:rPr>
+              <w:t>I</w:t>
             </w:r>
             <w:r>
               <w:rPr>
@@ -5898,6 +6316,8 @@
               </w:rPr>
               <w:t>C</w:t>
             </w:r>
+            <w:proofErr w:type="spellEnd"/>
+            <w:proofErr w:type="gramEnd"/>
             <w:r>
               <w:rPr>
                 <w:rFonts w:ascii="Times New Roman" w:hAnsi="Times New Roman" w:cs="Times New Roman"/>
@@ -6100,6 +6520,8 @@
                 <w:szCs w:val="28"/>
               </w:rPr>
             </w:pPr>
+            <w:proofErr w:type="spellStart"/>
+            <w:proofErr w:type="gramStart"/>
             <w:r>
               <w:rPr>
                 <w:rFonts w:ascii="Times New Roman" w:hAnsi="Times New Roman" w:cs="Times New Roman"/>
@@ -6117,13 +6539,25 @@
               </w:rPr>
               <w:t>node,C</w:t>
             </w:r>
-            <w:r>
-              <w:rPr>
-                <w:rFonts w:ascii="Times New Roman" w:hAnsi="Times New Roman" w:cs="Times New Roman"/>
-                <w:sz w:val="20"/>
-                <w:szCs w:val="20"/>
-              </w:rPr>
-              <w:t xml:space="preserve"> – (I</w:t>
+            <w:proofErr w:type="spellEnd"/>
+            <w:proofErr w:type="gramEnd"/>
+            <w:r>
+              <w:rPr>
+                <w:rFonts w:ascii="Times New Roman" w:hAnsi="Times New Roman" w:cs="Times New Roman"/>
+                <w:sz w:val="20"/>
+                <w:szCs w:val="20"/>
+              </w:rPr>
+              <w:t xml:space="preserve"> – (</w:t>
+            </w:r>
+            <w:proofErr w:type="spellStart"/>
+            <w:proofErr w:type="gramStart"/>
+            <w:r>
+              <w:rPr>
+                <w:rFonts w:ascii="Times New Roman" w:hAnsi="Times New Roman" w:cs="Times New Roman"/>
+                <w:sz w:val="20"/>
+                <w:szCs w:val="20"/>
+              </w:rPr>
+              <w:t>I</w:t>
             </w:r>
             <w:r>
               <w:rPr>
@@ -6143,6 +6577,8 @@
               </w:rPr>
               <w:t>C</w:t>
             </w:r>
+            <w:proofErr w:type="spellEnd"/>
+            <w:proofErr w:type="gramEnd"/>
             <w:r>
               <w:rPr>
                 <w:rFonts w:ascii="Times New Roman" w:hAnsi="Times New Roman" w:cs="Times New Roman"/>
@@ -6294,6 +6730,8 @@
         <w:spacing w:before="120" w:line="240" w:lineRule="auto"/>
         <w:ind w:left="792"/>
       </w:pPr>
+      <w:proofErr w:type="spellStart"/>
+      <w:proofErr w:type="gramStart"/>
       <w:r>
         <w:rPr>
           <w:rFonts w:ascii="Times New Roman" w:hAnsi="Times New Roman" w:cs="Times New Roman"/>
@@ -6320,6 +6758,8 @@
         </w:rPr>
         <w:t>D</w:t>
       </w:r>
+      <w:proofErr w:type="spellEnd"/>
+      <w:proofErr w:type="gramEnd"/>
       <w:r>
         <w:rPr>
           <w:rFonts w:ascii="Times New Roman" w:hAnsi="Times New Roman" w:cs="Times New Roman"/>
@@ -6343,6 +6783,8 @@
           <w:szCs w:val="28"/>
         </w:rPr>
       </w:pPr>
+      <w:proofErr w:type="spellStart"/>
+      <w:proofErr w:type="gramStart"/>
       <w:r>
         <w:rPr>
           <w:rFonts w:ascii="Times New Roman" w:hAnsi="Times New Roman" w:cs="Times New Roman"/>
@@ -6370,13 +6812,25 @@
         </w:rPr>
         <w:t>D</w:t>
       </w:r>
-      <w:r>
-        <w:rPr>
-          <w:rFonts w:ascii="Times New Roman" w:hAnsi="Times New Roman" w:cs="Times New Roman"/>
-          <w:sz w:val="28"/>
-          <w:szCs w:val="28"/>
-        </w:rPr>
-        <w:t xml:space="preserve"> = R</w:t>
+      <w:proofErr w:type="spellEnd"/>
+      <w:proofErr w:type="gramEnd"/>
+      <w:r>
+        <w:rPr>
+          <w:rFonts w:ascii="Times New Roman" w:hAnsi="Times New Roman" w:cs="Times New Roman"/>
+          <w:sz w:val="28"/>
+          <w:szCs w:val="28"/>
+        </w:rPr>
+        <w:t xml:space="preserve"> = </w:t>
+      </w:r>
+      <w:proofErr w:type="spellStart"/>
+      <w:proofErr w:type="gramStart"/>
+      <w:r>
+        <w:rPr>
+          <w:rFonts w:ascii="Times New Roman" w:hAnsi="Times New Roman" w:cs="Times New Roman"/>
+          <w:sz w:val="28"/>
+          <w:szCs w:val="28"/>
+        </w:rPr>
+        <w:t>R</w:t>
       </w:r>
       <w:r>
         <w:rPr>
@@ -6396,6 +6850,8 @@
         </w:rPr>
         <w:t>D</w:t>
       </w:r>
+      <w:proofErr w:type="spellEnd"/>
+      <w:proofErr w:type="gramEnd"/>
       <w:r>
         <w:rPr>
           <w:rFonts w:ascii="Times New Roman" w:hAnsi="Times New Roman" w:cs="Times New Roman"/>
@@ -6503,6 +6959,8 @@
           <w:szCs w:val="28"/>
         </w:rPr>
       </w:pPr>
+      <w:proofErr w:type="spellStart"/>
+      <w:proofErr w:type="gramStart"/>
       <w:r>
         <w:rPr>
           <w:rFonts w:ascii="Times New Roman" w:hAnsi="Times New Roman" w:cs="Times New Roman"/>
@@ -6529,6 +6987,8 @@
         </w:rPr>
         <w:t>D</w:t>
       </w:r>
+      <w:proofErr w:type="spellEnd"/>
+      <w:proofErr w:type="gramEnd"/>
       <w:r>
         <w:rPr>
           <w:rFonts w:ascii="Times New Roman" w:hAnsi="Times New Roman" w:cs="Times New Roman"/>
@@ -6543,6 +7003,8 @@
       <w:r>
         <w:t xml:space="preserve">10 KΩ + </w:t>
       </w:r>
+      <w:proofErr w:type="spellStart"/>
+      <w:proofErr w:type="gramStart"/>
       <w:r>
         <w:t>R</w:t>
       </w:r>
@@ -6558,8 +7020,18 @@
         </w:rPr>
         <w:t>D</w:t>
       </w:r>
-      <w:r>
-        <w:t xml:space="preserve"> = 4.7 KΩ + 10 KΩ +  10 KΩ + </w:t>
+      <w:proofErr w:type="spellEnd"/>
+      <w:proofErr w:type="gramEnd"/>
+      <w:r>
+        <w:t xml:space="preserve"> = 4.7 KΩ + 10 KΩ </w:t>
+      </w:r>
+      <w:proofErr w:type="gramStart"/>
+      <w:r>
+        <w:t>+  10</w:t>
+      </w:r>
+      <w:proofErr w:type="gramEnd"/>
+      <w:r>
+        <w:t xml:space="preserve"> KΩ + </w:t>
       </w:r>
       <w:r>
         <w:t>+ 10 KΩ + 4.678</w:t>
@@ -6585,6 +7057,8 @@
           <w:szCs w:val="28"/>
         </w:rPr>
       </w:pPr>
+      <w:proofErr w:type="spellStart"/>
+      <w:proofErr w:type="gramStart"/>
       <w:r>
         <w:rPr>
           <w:rFonts w:ascii="Times New Roman" w:hAnsi="Times New Roman" w:cs="Times New Roman"/>
@@ -6620,6 +7094,8 @@
         </w:rPr>
         <w:t>D</w:t>
       </w:r>
+      <w:proofErr w:type="spellEnd"/>
+      <w:proofErr w:type="gramEnd"/>
       <w:r>
         <w:rPr>
           <w:rFonts w:ascii="Times New Roman" w:hAnsi="Times New Roman" w:cs="Times New Roman"/>
@@ -6725,6 +7201,8 @@
       <w:pPr>
         <w:ind w:firstLine="720"/>
       </w:pPr>
+      <w:proofErr w:type="spellStart"/>
+      <w:proofErr w:type="gramStart"/>
       <w:r>
         <w:rPr>
           <w:rFonts w:ascii="Times New Roman" w:hAnsi="Times New Roman" w:cs="Times New Roman"/>
@@ -6751,6 +7229,8 @@
         </w:rPr>
         <w:t>D</w:t>
       </w:r>
+      <w:proofErr w:type="spellEnd"/>
+      <w:proofErr w:type="gramEnd"/>
       <w:r>
         <w:rPr>
           <w:rFonts w:ascii="Times New Roman" w:hAnsi="Times New Roman" w:cs="Times New Roman"/>
@@ -7054,7 +7534,17 @@
                 <w:sz w:val="20"/>
                 <w:szCs w:val="20"/>
               </w:rPr>
-              <w:t>5V – (I</w:t>
+              <w:t>5V – (</w:t>
+            </w:r>
+            <w:proofErr w:type="spellStart"/>
+            <w:proofErr w:type="gramStart"/>
+            <w:r>
+              <w:rPr>
+                <w:rFonts w:ascii="Times New Roman" w:hAnsi="Times New Roman" w:cs="Times New Roman"/>
+                <w:sz w:val="20"/>
+                <w:szCs w:val="20"/>
+              </w:rPr>
+              <w:t>I</w:t>
             </w:r>
             <w:r>
               <w:rPr>
@@ -7074,6 +7564,8 @@
               </w:rPr>
               <w:t>D</w:t>
             </w:r>
+            <w:proofErr w:type="spellEnd"/>
+            <w:proofErr w:type="gramEnd"/>
             <w:r>
               <w:rPr>
                 <w:rFonts w:ascii="Times New Roman" w:hAnsi="Times New Roman" w:cs="Times New Roman"/>
@@ -7270,6 +7762,8 @@
                 <w:szCs w:val="28"/>
               </w:rPr>
             </w:pPr>
+            <w:proofErr w:type="spellStart"/>
+            <w:proofErr w:type="gramStart"/>
             <w:r>
               <w:rPr>
                 <w:rFonts w:ascii="Times New Roman" w:hAnsi="Times New Roman" w:cs="Times New Roman"/>
@@ -7287,13 +7781,25 @@
               </w:rPr>
               <w:t>node,A</w:t>
             </w:r>
-            <w:r>
-              <w:rPr>
-                <w:rFonts w:ascii="Times New Roman" w:hAnsi="Times New Roman" w:cs="Times New Roman"/>
-                <w:sz w:val="20"/>
-                <w:szCs w:val="20"/>
-              </w:rPr>
-              <w:t xml:space="preserve"> – (I</w:t>
+            <w:proofErr w:type="spellEnd"/>
+            <w:proofErr w:type="gramEnd"/>
+            <w:r>
+              <w:rPr>
+                <w:rFonts w:ascii="Times New Roman" w:hAnsi="Times New Roman" w:cs="Times New Roman"/>
+                <w:sz w:val="20"/>
+                <w:szCs w:val="20"/>
+              </w:rPr>
+              <w:t xml:space="preserve"> – (</w:t>
+            </w:r>
+            <w:proofErr w:type="spellStart"/>
+            <w:proofErr w:type="gramStart"/>
+            <w:r>
+              <w:rPr>
+                <w:rFonts w:ascii="Times New Roman" w:hAnsi="Times New Roman" w:cs="Times New Roman"/>
+                <w:sz w:val="20"/>
+                <w:szCs w:val="20"/>
+              </w:rPr>
+              <w:t>I</w:t>
             </w:r>
             <w:r>
               <w:rPr>
@@ -7313,6 +7819,8 @@
               </w:rPr>
               <w:t>D</w:t>
             </w:r>
+            <w:proofErr w:type="spellEnd"/>
+            <w:proofErr w:type="gramEnd"/>
             <w:r>
               <w:rPr>
                 <w:rFonts w:ascii="Times New Roman" w:hAnsi="Times New Roman" w:cs="Times New Roman"/>
@@ -7515,6 +8023,8 @@
                 <w:szCs w:val="28"/>
               </w:rPr>
             </w:pPr>
+            <w:proofErr w:type="spellStart"/>
+            <w:proofErr w:type="gramStart"/>
             <w:r>
               <w:rPr>
                 <w:rFonts w:ascii="Times New Roman" w:hAnsi="Times New Roman" w:cs="Times New Roman"/>
@@ -7532,13 +8042,25 @@
               </w:rPr>
               <w:t>node,B</w:t>
             </w:r>
-            <w:r>
-              <w:rPr>
-                <w:rFonts w:ascii="Times New Roman" w:hAnsi="Times New Roman" w:cs="Times New Roman"/>
-                <w:sz w:val="20"/>
-                <w:szCs w:val="20"/>
-              </w:rPr>
-              <w:t xml:space="preserve"> – (I</w:t>
+            <w:proofErr w:type="spellEnd"/>
+            <w:proofErr w:type="gramEnd"/>
+            <w:r>
+              <w:rPr>
+                <w:rFonts w:ascii="Times New Roman" w:hAnsi="Times New Roman" w:cs="Times New Roman"/>
+                <w:sz w:val="20"/>
+                <w:szCs w:val="20"/>
+              </w:rPr>
+              <w:t xml:space="preserve"> – (</w:t>
+            </w:r>
+            <w:proofErr w:type="spellStart"/>
+            <w:proofErr w:type="gramStart"/>
+            <w:r>
+              <w:rPr>
+                <w:rFonts w:ascii="Times New Roman" w:hAnsi="Times New Roman" w:cs="Times New Roman"/>
+                <w:sz w:val="20"/>
+                <w:szCs w:val="20"/>
+              </w:rPr>
+              <w:t>I</w:t>
             </w:r>
             <w:r>
               <w:rPr>
@@ -7567,6 +8089,8 @@
               </w:rPr>
               <w:t>D</w:t>
             </w:r>
+            <w:proofErr w:type="spellEnd"/>
+            <w:proofErr w:type="gramEnd"/>
             <w:r>
               <w:rPr>
                 <w:rFonts w:ascii="Times New Roman" w:hAnsi="Times New Roman" w:cs="Times New Roman"/>
@@ -7769,6 +8293,8 @@
                 <w:szCs w:val="28"/>
               </w:rPr>
             </w:pPr>
+            <w:proofErr w:type="spellStart"/>
+            <w:proofErr w:type="gramStart"/>
             <w:r>
               <w:rPr>
                 <w:rFonts w:ascii="Times New Roman" w:hAnsi="Times New Roman" w:cs="Times New Roman"/>
@@ -7786,13 +8312,25 @@
               </w:rPr>
               <w:t>node,C</w:t>
             </w:r>
-            <w:r>
-              <w:rPr>
-                <w:rFonts w:ascii="Times New Roman" w:hAnsi="Times New Roman" w:cs="Times New Roman"/>
-                <w:sz w:val="20"/>
-                <w:szCs w:val="20"/>
-              </w:rPr>
-              <w:t xml:space="preserve"> – (I</w:t>
+            <w:proofErr w:type="spellEnd"/>
+            <w:proofErr w:type="gramEnd"/>
+            <w:r>
+              <w:rPr>
+                <w:rFonts w:ascii="Times New Roman" w:hAnsi="Times New Roman" w:cs="Times New Roman"/>
+                <w:sz w:val="20"/>
+                <w:szCs w:val="20"/>
+              </w:rPr>
+              <w:t xml:space="preserve"> – (</w:t>
+            </w:r>
+            <w:proofErr w:type="spellStart"/>
+            <w:proofErr w:type="gramStart"/>
+            <w:r>
+              <w:rPr>
+                <w:rFonts w:ascii="Times New Roman" w:hAnsi="Times New Roman" w:cs="Times New Roman"/>
+                <w:sz w:val="20"/>
+                <w:szCs w:val="20"/>
+              </w:rPr>
+              <w:t>I</w:t>
             </w:r>
             <w:r>
               <w:rPr>
@@ -7821,6 +8359,8 @@
               </w:rPr>
               <w:t>D</w:t>
             </w:r>
+            <w:proofErr w:type="spellEnd"/>
+            <w:proofErr w:type="gramEnd"/>
             <w:r>
               <w:rPr>
                 <w:rFonts w:ascii="Times New Roman" w:hAnsi="Times New Roman" w:cs="Times New Roman"/>
@@ -8141,7 +8681,31 @@
           <w:sz w:val="34"/>
           <w:szCs w:val="34"/>
         </w:rPr>
-        <w:t xml:space="preserve"> LTspice Variables</w:t>
+        <w:t xml:space="preserve"> </w:t>
+      </w:r>
+      <w:proofErr w:type="spellStart"/>
+      <w:r>
+        <w:rPr>
+          <w:rFonts w:ascii="Times New Roman" w:hAnsi="Times New Roman" w:cs="Times New Roman"/>
+          <w:b/>
+          <w:bCs/>
+          <w:w w:val="105"/>
+          <w:sz w:val="34"/>
+          <w:szCs w:val="34"/>
+        </w:rPr>
+        <w:t>LTspice</w:t>
+      </w:r>
+      <w:proofErr w:type="spellEnd"/>
+      <w:r>
+        <w:rPr>
+          <w:rFonts w:ascii="Times New Roman" w:hAnsi="Times New Roman" w:cs="Times New Roman"/>
+          <w:b/>
+          <w:bCs/>
+          <w:w w:val="105"/>
+          <w:sz w:val="34"/>
+          <w:szCs w:val="34"/>
+        </w:rPr>
+        <w:t xml:space="preserve"> Variables</w:t>
       </w:r>
     </w:p>
     <w:p>
@@ -8160,7 +8724,25 @@
           <w:sz w:val="28"/>
           <w:szCs w:val="28"/>
         </w:rPr>
-        <w:t>There is clearly an effect caused by the input resistance of the oscilloscope, often called the “loading effect”. Using LTspice, quantify the effect as a function of resistance by completing the following:</w:t>
+        <w:t xml:space="preserve">There is clearly an effect caused by the input resistance of the oscilloscope, often called the “loading effect”. Using </w:t>
+      </w:r>
+      <w:proofErr w:type="spellStart"/>
+      <w:r>
+        <w:rPr>
+          <w:rFonts w:ascii="Times New Roman" w:hAnsi="Times New Roman" w:cs="Times New Roman"/>
+          <w:sz w:val="28"/>
+          <w:szCs w:val="28"/>
+        </w:rPr>
+        <w:t>LTspice</w:t>
+      </w:r>
+      <w:proofErr w:type="spellEnd"/>
+      <w:r>
+        <w:rPr>
+          <w:rFonts w:ascii="Times New Roman" w:hAnsi="Times New Roman" w:cs="Times New Roman"/>
+          <w:sz w:val="28"/>
+          <w:szCs w:val="28"/>
+        </w:rPr>
+        <w:t>, quantify the effect as a function of resistance by completing the following:</w:t>
       </w:r>
     </w:p>
     <w:p>
@@ -8178,7 +8760,25 @@
           <w:sz w:val="28"/>
           <w:szCs w:val="28"/>
         </w:rPr>
-        <w:t>Layout the circuits in Figure 3.3 in LTspice on the same schematic. Use the variable {R} for resistor values, set the source voltage to 5 V DC and label each output node.</w:t>
+        <w:t xml:space="preserve">Layout the circuits in Figure 3.3 in </w:t>
+      </w:r>
+      <w:proofErr w:type="spellStart"/>
+      <w:r>
+        <w:rPr>
+          <w:rFonts w:ascii="Times New Roman" w:hAnsi="Times New Roman" w:cs="Times New Roman"/>
+          <w:sz w:val="28"/>
+          <w:szCs w:val="28"/>
+        </w:rPr>
+        <w:t>LTspice</w:t>
+      </w:r>
+      <w:proofErr w:type="spellEnd"/>
+      <w:r>
+        <w:rPr>
+          <w:rFonts w:ascii="Times New Roman" w:hAnsi="Times New Roman" w:cs="Times New Roman"/>
+          <w:sz w:val="28"/>
+          <w:szCs w:val="28"/>
+        </w:rPr>
+        <w:t xml:space="preserve"> on the same schematic. Use the variable {R} for resistor values, set the source voltage to 5 V DC and label each output node.</w:t>
       </w:r>
     </w:p>
     <w:p>
@@ -8196,7 +8796,25 @@
           <w:sz w:val="28"/>
           <w:szCs w:val="28"/>
         </w:rPr>
-        <w:t xml:space="preserve">Use the following spice directive in conjunction with a DC operating point simulation (.op) to sweep the resistors in both voltage dividers. </w:t>
+        <w:t xml:space="preserve">Use the following spice directive in conjunction with a DC operating point simulation </w:t>
+      </w:r>
+      <w:proofErr w:type="gramStart"/>
+      <w:r>
+        <w:rPr>
+          <w:rFonts w:ascii="Times New Roman" w:hAnsi="Times New Roman" w:cs="Times New Roman"/>
+          <w:sz w:val="28"/>
+          <w:szCs w:val="28"/>
+        </w:rPr>
+        <w:t>(.op</w:t>
+      </w:r>
+      <w:proofErr w:type="gramEnd"/>
+      <w:r>
+        <w:rPr>
+          <w:rFonts w:ascii="Times New Roman" w:hAnsi="Times New Roman" w:cs="Times New Roman"/>
+          <w:sz w:val="28"/>
+          <w:szCs w:val="28"/>
+        </w:rPr>
+        <w:t xml:space="preserve">) to sweep the resistors in both voltage dividers. </w:t>
       </w:r>
     </w:p>
     <w:p>
@@ -8207,6 +8825,7 @@
           <w:rFonts w:ascii="Bahnschrift Light" w:hAnsi="Bahnschrift Light"/>
         </w:rPr>
       </w:pPr>
+      <w:proofErr w:type="gramStart"/>
       <w:r>
         <w:rPr>
           <w:rFonts w:ascii="Bahnschrift Light" w:hAnsi="Bahnschrift Light" w:cs="Times New Roman"/>
@@ -8214,7 +8833,17 @@
           <w:sz w:val="28"/>
           <w:szCs w:val="28"/>
         </w:rPr>
-        <w:t>.step param R list 10 100 1k 10k 100k 1Meg 10Meg</w:t>
+        <w:t>.step</w:t>
+      </w:r>
+      <w:proofErr w:type="gramEnd"/>
+      <w:r>
+        <w:rPr>
+          <w:rFonts w:ascii="Bahnschrift Light" w:hAnsi="Bahnschrift Light" w:cs="Times New Roman"/>
+          <w:color w:val="70AD47" w:themeColor="accent6"/>
+          <w:sz w:val="28"/>
+          <w:szCs w:val="28"/>
+        </w:rPr>
+        <w:t xml:space="preserve"> param R list 10 100 1k 10k 100k 1Meg 10Meg</w:t>
       </w:r>
     </w:p>
     <w:p>
@@ -8451,13 +9080,43 @@
           <w:szCs w:val="28"/>
         </w:rPr>
       </w:pPr>
-      <w:r>
-        <w:rPr>
-          <w:rFonts w:ascii="Times New Roman" w:hAnsi="Times New Roman" w:cs="Times New Roman"/>
-          <w:sz w:val="28"/>
-          <w:szCs w:val="28"/>
-        </w:rPr>
-        <w:t>LTspice has a Monte Carlo function, {mc(x,y)}, that will randomize a number x with a tolerance of y between x*(1+y) and x*(1-y) with a uniform distribution.</w:t>
+      <w:proofErr w:type="spellStart"/>
+      <w:r>
+        <w:rPr>
+          <w:rFonts w:ascii="Times New Roman" w:hAnsi="Times New Roman" w:cs="Times New Roman"/>
+          <w:sz w:val="28"/>
+          <w:szCs w:val="28"/>
+        </w:rPr>
+        <w:t>LTspice</w:t>
+      </w:r>
+      <w:proofErr w:type="spellEnd"/>
+      <w:r>
+        <w:rPr>
+          <w:rFonts w:ascii="Times New Roman" w:hAnsi="Times New Roman" w:cs="Times New Roman"/>
+          <w:sz w:val="28"/>
+          <w:szCs w:val="28"/>
+        </w:rPr>
+        <w:t xml:space="preserve"> has a Monte Carlo function, {mc(</w:t>
+      </w:r>
+      <w:proofErr w:type="spellStart"/>
+      <w:proofErr w:type="gramStart"/>
+      <w:r>
+        <w:rPr>
+          <w:rFonts w:ascii="Times New Roman" w:hAnsi="Times New Roman" w:cs="Times New Roman"/>
+          <w:sz w:val="28"/>
+          <w:szCs w:val="28"/>
+        </w:rPr>
+        <w:t>x,y</w:t>
+      </w:r>
+      <w:proofErr w:type="spellEnd"/>
+      <w:proofErr w:type="gramEnd"/>
+      <w:r>
+        <w:rPr>
+          <w:rFonts w:ascii="Times New Roman" w:hAnsi="Times New Roman" w:cs="Times New Roman"/>
+          <w:sz w:val="28"/>
+          <w:szCs w:val="28"/>
+        </w:rPr>
+        <w:t>)}, that will randomize a number x with a tolerance of y between x*(1+y) and x*(1-y) with a uniform distribution.</w:t>
       </w:r>
     </w:p>
     <w:p>
@@ -8630,6 +9289,7 @@
           <w:szCs w:val="28"/>
         </w:rPr>
       </w:pPr>
+      <w:proofErr w:type="gramStart"/>
       <w:r>
         <w:rPr>
           <w:rFonts w:ascii="Bahnschrift Light" w:hAnsi="Bahnschrift Light" w:cs="Times New Roman"/>
@@ -8637,7 +9297,37 @@
           <w:sz w:val="28"/>
           <w:szCs w:val="28"/>
         </w:rPr>
-        <w:t>.param tol=0.05</w:t>
+        <w:t>.param</w:t>
+      </w:r>
+      <w:proofErr w:type="gramEnd"/>
+      <w:r>
+        <w:rPr>
+          <w:rFonts w:ascii="Bahnschrift Light" w:hAnsi="Bahnschrift Light" w:cs="Times New Roman"/>
+          <w:color w:val="70AD47" w:themeColor="accent6"/>
+          <w:sz w:val="28"/>
+          <w:szCs w:val="28"/>
+        </w:rPr>
+        <w:t xml:space="preserve"> </w:t>
+      </w:r>
+      <w:proofErr w:type="spellStart"/>
+      <w:r>
+        <w:rPr>
+          <w:rFonts w:ascii="Bahnschrift Light" w:hAnsi="Bahnschrift Light" w:cs="Times New Roman"/>
+          <w:color w:val="70AD47" w:themeColor="accent6"/>
+          <w:sz w:val="28"/>
+          <w:szCs w:val="28"/>
+        </w:rPr>
+        <w:t>tol</w:t>
+      </w:r>
+      <w:proofErr w:type="spellEnd"/>
+      <w:r>
+        <w:rPr>
+          <w:rFonts w:ascii="Bahnschrift Light" w:hAnsi="Bahnschrift Light" w:cs="Times New Roman"/>
+          <w:color w:val="70AD47" w:themeColor="accent6"/>
+          <w:sz w:val="28"/>
+          <w:szCs w:val="28"/>
+        </w:rPr>
+        <w:t>=0.05</w:t>
       </w:r>
     </w:p>
     <w:p>
@@ -8652,6 +9342,7 @@
           <w:szCs w:val="28"/>
         </w:rPr>
       </w:pPr>
+      <w:proofErr w:type="gramStart"/>
       <w:r>
         <w:rPr>
           <w:rFonts w:ascii="Bahnschrift Light" w:hAnsi="Bahnschrift Light" w:cs="Times New Roman"/>
@@ -8659,7 +9350,17 @@
           <w:sz w:val="28"/>
           <w:szCs w:val="28"/>
         </w:rPr>
-        <w:t>.step param run 1 1k 1</w:t>
+        <w:t>.step</w:t>
+      </w:r>
+      <w:proofErr w:type="gramEnd"/>
+      <w:r>
+        <w:rPr>
+          <w:rFonts w:ascii="Bahnschrift Light" w:hAnsi="Bahnschrift Light" w:cs="Times New Roman"/>
+          <w:color w:val="70AD47" w:themeColor="accent6"/>
+          <w:sz w:val="28"/>
+          <w:szCs w:val="28"/>
+        </w:rPr>
+        <w:t xml:space="preserve"> param run 1 1k 1</w:t>
       </w:r>
     </w:p>
     <w:p>
@@ -8682,7 +9383,25 @@
           <w:sz w:val="28"/>
           <w:szCs w:val="28"/>
         </w:rPr>
-        <w:t>Plot all the node voltages, A-D, on separate plot planes in one graph to view how the voltage at each node varies for each trial. Table the voltage ranges (Vmax and Vmin) for each node.</w:t>
+        <w:t xml:space="preserve">Plot all the node voltages, A-D, on separate plot planes in one graph to view how the voltage at each node varies for each trial. Table the voltage ranges (Vmax and </w:t>
+      </w:r>
+      <w:proofErr w:type="spellStart"/>
+      <w:r>
+        <w:rPr>
+          <w:rFonts w:ascii="Times New Roman" w:hAnsi="Times New Roman" w:cs="Times New Roman"/>
+          <w:sz w:val="28"/>
+          <w:szCs w:val="28"/>
+        </w:rPr>
+        <w:t>Vmin</w:t>
+      </w:r>
+      <w:proofErr w:type="spellEnd"/>
+      <w:r>
+        <w:rPr>
+          <w:rFonts w:ascii="Times New Roman" w:hAnsi="Times New Roman" w:cs="Times New Roman"/>
+          <w:sz w:val="28"/>
+          <w:szCs w:val="28"/>
+        </w:rPr>
+        <w:t>) for each node.</w:t>
       </w:r>
     </w:p>
     <w:p>
@@ -8705,7 +9424,71 @@
           <w:sz w:val="28"/>
           <w:szCs w:val="28"/>
         </w:rPr>
-        <w:t xml:space="preserve">Save the results into a document, include your circuit image and simulation results, which will be submitted to Canvas as part of the pre-lab. Use " .meas " spice directive to measure the voltage range (Vmax and Vmin) of nodes. To view the node voltages and currents, open the Spice Error Log under the View tab. Depending on your LTspice version, you may have to scroll all the way down to view the values (use the side scrolling bar). </w:t>
+        <w:t xml:space="preserve">Save the results into a document, include your circuit image and simulation results, which will be submitted to Canvas as part of the pre-lab. Use </w:t>
+      </w:r>
+      <w:proofErr w:type="gramStart"/>
+      <w:r>
+        <w:rPr>
+          <w:rFonts w:ascii="Times New Roman" w:hAnsi="Times New Roman" w:cs="Times New Roman"/>
+          <w:sz w:val="28"/>
+          <w:szCs w:val="28"/>
+        </w:rPr>
+        <w:t>" .</w:t>
+      </w:r>
+      <w:proofErr w:type="spellStart"/>
+      <w:r>
+        <w:rPr>
+          <w:rFonts w:ascii="Times New Roman" w:hAnsi="Times New Roman" w:cs="Times New Roman"/>
+          <w:sz w:val="28"/>
+          <w:szCs w:val="28"/>
+        </w:rPr>
+        <w:t>meas</w:t>
+      </w:r>
+      <w:proofErr w:type="spellEnd"/>
+      <w:proofErr w:type="gramEnd"/>
+      <w:r>
+        <w:rPr>
+          <w:rFonts w:ascii="Times New Roman" w:hAnsi="Times New Roman" w:cs="Times New Roman"/>
+          <w:sz w:val="28"/>
+          <w:szCs w:val="28"/>
+        </w:rPr>
+        <w:t xml:space="preserve"> " spice directive to measure the voltage range (Vmax and </w:t>
+      </w:r>
+      <w:proofErr w:type="spellStart"/>
+      <w:r>
+        <w:rPr>
+          <w:rFonts w:ascii="Times New Roman" w:hAnsi="Times New Roman" w:cs="Times New Roman"/>
+          <w:sz w:val="28"/>
+          <w:szCs w:val="28"/>
+        </w:rPr>
+        <w:t>Vmin</w:t>
+      </w:r>
+      <w:proofErr w:type="spellEnd"/>
+      <w:r>
+        <w:rPr>
+          <w:rFonts w:ascii="Times New Roman" w:hAnsi="Times New Roman" w:cs="Times New Roman"/>
+          <w:sz w:val="28"/>
+          <w:szCs w:val="28"/>
+        </w:rPr>
+        <w:t xml:space="preserve">) of nodes. To view the node voltages and currents, open the Spice Error Log under the View tab. Depending on your </w:t>
+      </w:r>
+      <w:proofErr w:type="spellStart"/>
+      <w:r>
+        <w:rPr>
+          <w:rFonts w:ascii="Times New Roman" w:hAnsi="Times New Roman" w:cs="Times New Roman"/>
+          <w:sz w:val="28"/>
+          <w:szCs w:val="28"/>
+        </w:rPr>
+        <w:t>LTspice</w:t>
+      </w:r>
+      <w:proofErr w:type="spellEnd"/>
+      <w:r>
+        <w:rPr>
+          <w:rFonts w:ascii="Times New Roman" w:hAnsi="Times New Roman" w:cs="Times New Roman"/>
+          <w:sz w:val="28"/>
+          <w:szCs w:val="28"/>
+        </w:rPr>
+        <w:t xml:space="preserve"> version, you may have to scroll all the way down to view the values (use the side scrolling bar). </w:t>
       </w:r>
     </w:p>
     <w:p>
@@ -8737,7 +9520,53 @@
           <w:sz w:val="28"/>
           <w:szCs w:val="28"/>
         </w:rPr>
-        <w:t xml:space="preserve">However, if your LTspice “.meas” directive does not work (i.e., the maximum and minimum values display as the same), you will need to manually determine the values. To do this, hover your cursor over the plot panes in the simulation results and read the Y-axis values to identify the maximum and minimum points. </w:t>
+        <w:t xml:space="preserve">However, if your </w:t>
+      </w:r>
+      <w:proofErr w:type="spellStart"/>
+      <w:r>
+        <w:rPr>
+          <w:rFonts w:ascii="Times New Roman" w:hAnsi="Times New Roman" w:cs="Times New Roman"/>
+          <w:sz w:val="28"/>
+          <w:szCs w:val="28"/>
+        </w:rPr>
+        <w:t>LTspice</w:t>
+      </w:r>
+      <w:proofErr w:type="spellEnd"/>
+      <w:r>
+        <w:rPr>
+          <w:rFonts w:ascii="Times New Roman" w:hAnsi="Times New Roman" w:cs="Times New Roman"/>
+          <w:sz w:val="28"/>
+          <w:szCs w:val="28"/>
+        </w:rPr>
+        <w:t xml:space="preserve"> </w:t>
+      </w:r>
+      <w:proofErr w:type="gramStart"/>
+      <w:r>
+        <w:rPr>
+          <w:rFonts w:ascii="Times New Roman" w:hAnsi="Times New Roman" w:cs="Times New Roman"/>
+          <w:sz w:val="28"/>
+          <w:szCs w:val="28"/>
+        </w:rPr>
+        <w:t>“.</w:t>
+      </w:r>
+      <w:proofErr w:type="spellStart"/>
+      <w:r>
+        <w:rPr>
+          <w:rFonts w:ascii="Times New Roman" w:hAnsi="Times New Roman" w:cs="Times New Roman"/>
+          <w:sz w:val="28"/>
+          <w:szCs w:val="28"/>
+        </w:rPr>
+        <w:t>meas</w:t>
+      </w:r>
+      <w:proofErr w:type="spellEnd"/>
+      <w:proofErr w:type="gramEnd"/>
+      <w:r>
+        <w:rPr>
+          <w:rFonts w:ascii="Times New Roman" w:hAnsi="Times New Roman" w:cs="Times New Roman"/>
+          <w:sz w:val="28"/>
+          <w:szCs w:val="28"/>
+        </w:rPr>
+        <w:t xml:space="preserve">” directive does not work (i.e., the maximum and minimum values display as the same), you will need to manually determine the values. To do this, hover your cursor over the plot panes in the simulation results and read the Y-axis values to identify the maximum and minimum points. </w:t>
       </w:r>
     </w:p>
     <w:p>
@@ -8769,7 +9598,35 @@
           <w:sz w:val="28"/>
           <w:szCs w:val="28"/>
         </w:rPr>
-        <w:t>Below is an example of using the “.meas” directive to find the maximum voltage at node A:</w:t>
+        <w:t xml:space="preserve">Below is an example of using the </w:t>
+      </w:r>
+      <w:proofErr w:type="gramStart"/>
+      <w:r>
+        <w:rPr>
+          <w:rFonts w:ascii="Times New Roman" w:hAnsi="Times New Roman" w:cs="Times New Roman"/>
+          <w:sz w:val="28"/>
+          <w:szCs w:val="28"/>
+        </w:rPr>
+        <w:t>“.</w:t>
+      </w:r>
+      <w:proofErr w:type="spellStart"/>
+      <w:r>
+        <w:rPr>
+          <w:rFonts w:ascii="Times New Roman" w:hAnsi="Times New Roman" w:cs="Times New Roman"/>
+          <w:sz w:val="28"/>
+          <w:szCs w:val="28"/>
+        </w:rPr>
+        <w:t>meas</w:t>
+      </w:r>
+      <w:proofErr w:type="spellEnd"/>
+      <w:proofErr w:type="gramEnd"/>
+      <w:r>
+        <w:rPr>
+          <w:rFonts w:ascii="Times New Roman" w:hAnsi="Times New Roman" w:cs="Times New Roman"/>
+          <w:sz w:val="28"/>
+          <w:szCs w:val="28"/>
+        </w:rPr>
+        <w:t>” directive to find the maximum voltage at node A:</w:t>
       </w:r>
     </w:p>
     <w:p>
@@ -9781,7 +10638,25 @@
           <w:sz w:val="28"/>
           <w:szCs w:val="28"/>
         </w:rPr>
-        <w:t xml:space="preserve">When building the below circuit in spice, instead of assigning each resistor value to 470, give them the value " Ra " and create a spice directive " .param Ra=470 ". This will allow you to then change the directive’s value from 470 to 500 afterwards and then rerun it to complete the experiment. This is a much more effective method. </w:t>
+        <w:t xml:space="preserve">When building the below circuit in spice, instead of assigning each resistor value to 470, give them the value " Ra " and create a spice directive </w:t>
+      </w:r>
+      <w:proofErr w:type="gramStart"/>
+      <w:r>
+        <w:rPr>
+          <w:rFonts w:ascii="Times New Roman" w:hAnsi="Times New Roman" w:cs="Times New Roman"/>
+          <w:sz w:val="28"/>
+          <w:szCs w:val="28"/>
+        </w:rPr>
+        <w:t>" .param</w:t>
+      </w:r>
+      <w:proofErr w:type="gramEnd"/>
+      <w:r>
+        <w:rPr>
+          <w:rFonts w:ascii="Times New Roman" w:hAnsi="Times New Roman" w:cs="Times New Roman"/>
+          <w:sz w:val="28"/>
+          <w:szCs w:val="28"/>
+        </w:rPr>
+        <w:t xml:space="preserve"> Ra=470 ". This will allow you to then change the directive’s value from 470 to 500 afterwards and then rerun it to complete the experiment. This is a much more effective method. </w:t>
       </w:r>
     </w:p>
     <w:p>
@@ -9884,7 +10759,25 @@
           <w:sz w:val="28"/>
           <w:szCs w:val="28"/>
         </w:rPr>
-        <w:t>Using a 1 V test source at Vout run a DC operating point simulation and calculate the equivalent resistance using Ohm’s Law. Save the equivalent resistance value.</w:t>
+        <w:t xml:space="preserve">Using a 1 V test source at </w:t>
+      </w:r>
+      <w:proofErr w:type="spellStart"/>
+      <w:r>
+        <w:rPr>
+          <w:rFonts w:ascii="Times New Roman" w:hAnsi="Times New Roman" w:cs="Times New Roman"/>
+          <w:sz w:val="28"/>
+          <w:szCs w:val="28"/>
+        </w:rPr>
+        <w:t>Vout</w:t>
+      </w:r>
+      <w:proofErr w:type="spellEnd"/>
+      <w:r>
+        <w:rPr>
+          <w:rFonts w:ascii="Times New Roman" w:hAnsi="Times New Roman" w:cs="Times New Roman"/>
+          <w:sz w:val="28"/>
+          <w:szCs w:val="28"/>
+        </w:rPr>
+        <w:t xml:space="preserve"> run a DC operating point simulation and calculate the equivalent resistance using Ohm’s Law. Save the equivalent resistance value.</w:t>
       </w:r>
     </w:p>
     <w:p>
@@ -9899,6 +10792,9 @@
         </w:rPr>
       </w:pPr>
       <w:r>
+        <w:rPr>
+          <w:noProof/>
+        </w:rPr>
         <w:lastRenderedPageBreak/>
         <w:drawing>
           <wp:inline distT="0" distB="0" distL="0" distR="0" wp14:anchorId="26FA1116" wp14:editId="6CB09066">
@@ -10042,23 +10938,7 @@
                 <w:sz w:val="28"/>
                 <w:szCs w:val="28"/>
               </w:rPr>
-              <m:t>0.00</m:t>
-            </m:r>
-            <m:r>
-              <w:rPr>
-                <w:rFonts w:ascii="Cambria Math" w:hAnsi="Cambria Math" w:cs="Times New Roman"/>
-                <w:sz w:val="28"/>
-                <w:szCs w:val="28"/>
-              </w:rPr>
-              <m:t>204184</m:t>
-            </m:r>
-            <m:r>
-              <w:rPr>
-                <w:rFonts w:ascii="Cambria Math" w:hAnsi="Cambria Math" w:cs="Times New Roman"/>
-                <w:sz w:val="28"/>
-                <w:szCs w:val="28"/>
-              </w:rPr>
-              <m:t>A</m:t>
+              <m:t>0.00204184A</m:t>
             </m:r>
           </m:den>
         </m:f>
@@ -10068,15 +10948,7 @@
             <w:sz w:val="28"/>
             <w:szCs w:val="28"/>
           </w:rPr>
-          <m:t>=</m:t>
-        </m:r>
-        <m:r>
-          <w:rPr>
-            <w:rFonts w:ascii="Cambria Math" w:hAnsi="Cambria Math" w:cs="Times New Roman"/>
-            <w:sz w:val="28"/>
-            <w:szCs w:val="28"/>
-          </w:rPr>
-          <m:t>489.754339</m:t>
+          <m:t>=489.754339</m:t>
         </m:r>
         <m:r>
           <m:rPr>
@@ -10134,6 +11006,9 @@
         </w:rPr>
       </w:pPr>
       <w:r>
+        <w:rPr>
+          <w:noProof/>
+        </w:rPr>
         <w:drawing>
           <wp:inline distT="0" distB="0" distL="0" distR="0" wp14:anchorId="6575CE21" wp14:editId="007B0439">
             <wp:extent cx="6949440" cy="3683000"/>
@@ -10394,6 +11269,7 @@
       <w:r>
         <w:rPr>
           <w:rFonts w:ascii="Times New Roman" w:hAnsi="Times New Roman" w:cs="Times New Roman"/>
+          <w:noProof/>
           <w:sz w:val="28"/>
           <w:szCs w:val="28"/>
         </w:rPr>
@@ -10927,6 +11803,7 @@
       <w:r>
         <w:rPr>
           <w:rFonts w:ascii="Times New Roman" w:hAnsi="Times New Roman" w:cs="Times New Roman"/>
+          <w:noProof/>
           <w:sz w:val="28"/>
           <w:szCs w:val="28"/>
         </w:rPr>
@@ -11459,6 +12336,9 @@
         </w:rPr>
       </w:pPr>
       <w:r>
+        <w:rPr>
+          <w:noProof/>
+        </w:rPr>
         <w:lastRenderedPageBreak/>
         <w:drawing>
           <wp:inline distT="0" distB="0" distL="0" distR="0" wp14:anchorId="542EBB53" wp14:editId="54E79AE1">
@@ -11993,6 +12873,7 @@
         <w:t xml:space="preserve">While tighter resistor tolerances are desirable for improved accuracy, they often come at a higher cost. Using </w:t>
       </w:r>
       <w:hyperlink r:id="rId26" w:history="1">
+        <w:proofErr w:type="spellStart"/>
         <w:r>
           <w:rPr>
             <w:rStyle w:val="Hyperlink"/>
@@ -12002,6 +12883,7 @@
           </w:rPr>
           <w:t>DigiKey</w:t>
         </w:r>
+        <w:proofErr w:type="spellEnd"/>
       </w:hyperlink>
       <w:r>
         <w:rPr>
@@ -12009,7 +12891,25 @@
           <w:sz w:val="28"/>
           <w:szCs w:val="28"/>
         </w:rPr>
-        <w:t xml:space="preserve">, determine the lowest total cost of constructing the 8-bit R-2R ladder shown in Figure 3.6, considering only the cost of resistors (500 Ω and 1 kΩ). Use the price listed for a quantity of 1 for each resistor. Search for Through Hole Resistors, in-stock, 0.25 Watt for the tolerances listed below: (If the item is out of stock, you may use another website such as </w:t>
+        <w:t xml:space="preserve">, determine the lowest total cost of constructing the 8-bit R-2R ladder shown in Figure 3.6, considering only the cost of resistors (500 Ω and 1 </w:t>
+      </w:r>
+      <w:proofErr w:type="spellStart"/>
+      <w:r>
+        <w:rPr>
+          <w:rFonts w:ascii="Times New Roman" w:hAnsi="Times New Roman" w:cs="Times New Roman"/>
+          <w:sz w:val="28"/>
+          <w:szCs w:val="28"/>
+        </w:rPr>
+        <w:t>kΩ</w:t>
+      </w:r>
+      <w:proofErr w:type="spellEnd"/>
+      <w:r>
+        <w:rPr>
+          <w:rFonts w:ascii="Times New Roman" w:hAnsi="Times New Roman" w:cs="Times New Roman"/>
+          <w:sz w:val="28"/>
+          <w:szCs w:val="28"/>
+        </w:rPr>
+        <w:t xml:space="preserve">). Use the price listed for a quantity of 1 for each resistor. Search for Through Hole Resistors, in-stock, 0.25 Watt for the tolerances listed below: (If the item is out of stock, you may use another website such as </w:t>
       </w:r>
       <w:hyperlink r:id="rId27" w:history="1">
         <w:r>
@@ -12053,6 +12953,38 @@
         </w:rPr>
         <w:t>1%</w:t>
       </w:r>
+      <w:r>
+        <w:rPr>
+          <w:rFonts w:ascii="Times New Roman" w:hAnsi="Times New Roman" w:cs="Times New Roman"/>
+          <w:sz w:val="28"/>
+          <w:szCs w:val="28"/>
+        </w:rPr>
+        <w:t xml:space="preserve"> - </w:t>
+      </w:r>
+      <w:r>
+        <w:rPr>
+          <w:rFonts w:ascii="Times New Roman" w:hAnsi="Times New Roman" w:cs="Times New Roman"/>
+          <w:sz w:val="28"/>
+          <w:szCs w:val="28"/>
+        </w:rPr>
+        <w:t>MFR25SFBE52-500R</w:t>
+      </w:r>
+      <w:r>
+        <w:rPr>
+          <w:rFonts w:ascii="Times New Roman" w:hAnsi="Times New Roman" w:cs="Times New Roman"/>
+          <w:sz w:val="28"/>
+          <w:szCs w:val="28"/>
+        </w:rPr>
+        <w:t xml:space="preserve">, </w:t>
+      </w:r>
+      <w:r>
+        <w:rPr>
+          <w:rFonts w:ascii="Times New Roman" w:hAnsi="Times New Roman" w:cs="Times New Roman"/>
+          <w:sz w:val="28"/>
+          <w:szCs w:val="28"/>
+        </w:rPr>
+        <w:t>MFR-25FBF52-1K</w:t>
+      </w:r>
     </w:p>
     <w:p>
       <w:pPr>
@@ -12076,6 +13008,38 @@
         </w:rPr>
         <w:t>0.1%</w:t>
       </w:r>
+      <w:r>
+        <w:rPr>
+          <w:rFonts w:ascii="Times New Roman" w:hAnsi="Times New Roman" w:cs="Times New Roman"/>
+          <w:sz w:val="28"/>
+          <w:szCs w:val="28"/>
+        </w:rPr>
+        <w:t xml:space="preserve"> - </w:t>
+      </w:r>
+      <w:r>
+        <w:rPr>
+          <w:rFonts w:ascii="Times New Roman" w:hAnsi="Times New Roman" w:cs="Times New Roman"/>
+          <w:sz w:val="28"/>
+          <w:szCs w:val="28"/>
+        </w:rPr>
+        <w:t>RN60C5000BRE6</w:t>
+      </w:r>
+      <w:r>
+        <w:rPr>
+          <w:rFonts w:ascii="Times New Roman" w:hAnsi="Times New Roman" w:cs="Times New Roman"/>
+          <w:sz w:val="28"/>
+          <w:szCs w:val="28"/>
+        </w:rPr>
+        <w:t xml:space="preserve">, </w:t>
+      </w:r>
+      <w:r>
+        <w:rPr>
+          <w:rFonts w:ascii="Times New Roman" w:hAnsi="Times New Roman" w:cs="Times New Roman"/>
+          <w:sz w:val="28"/>
+          <w:szCs w:val="28"/>
+        </w:rPr>
+        <w:t>1613634-5</w:t>
+      </w:r>
     </w:p>
     <w:p>
       <w:pPr>
@@ -12099,6 +13063,658 @@
         </w:rPr>
         <w:t>0.05%</w:t>
       </w:r>
+      <w:r>
+        <w:rPr>
+          <w:rFonts w:ascii="Times New Roman" w:hAnsi="Times New Roman" w:cs="Times New Roman"/>
+          <w:sz w:val="28"/>
+          <w:szCs w:val="28"/>
+        </w:rPr>
+        <w:t xml:space="preserve"> - </w:t>
+      </w:r>
+      <w:r>
+        <w:rPr>
+          <w:rFonts w:ascii="Times New Roman" w:hAnsi="Times New Roman" w:cs="Times New Roman"/>
+          <w:sz w:val="28"/>
+          <w:szCs w:val="28"/>
+        </w:rPr>
+        <w:t>PTF65500R00AXR6</w:t>
+      </w:r>
+      <w:r>
+        <w:rPr>
+          <w:rFonts w:ascii="Times New Roman" w:hAnsi="Times New Roman" w:cs="Times New Roman"/>
+          <w:sz w:val="28"/>
+          <w:szCs w:val="28"/>
+        </w:rPr>
+        <w:t xml:space="preserve">, </w:t>
+      </w:r>
+      <w:r>
+        <w:rPr>
+          <w:rFonts w:ascii="Times New Roman" w:hAnsi="Times New Roman" w:cs="Times New Roman"/>
+          <w:sz w:val="28"/>
+          <w:szCs w:val="28"/>
+        </w:rPr>
+        <w:t>PTF651K0000AXR6</w:t>
+      </w:r>
+    </w:p>
+    <w:tbl>
+      <w:tblPr>
+        <w:tblStyle w:val="TableGrid"/>
+        <w:tblW w:w="0" w:type="auto"/>
+        <w:tblInd w:w="432" w:type="dxa"/>
+        <w:tblLook w:val="04A0" w:firstRow="1" w:lastRow="0" w:firstColumn="1" w:lastColumn="0" w:noHBand="0" w:noVBand="1"/>
+      </w:tblPr>
+      <w:tblGrid>
+        <w:gridCol w:w="2101"/>
+        <w:gridCol w:w="2105"/>
+        <w:gridCol w:w="2105"/>
+        <w:gridCol w:w="2119"/>
+        <w:gridCol w:w="2072"/>
+      </w:tblGrid>
+      <w:tr>
+        <w:tc>
+          <w:tcPr>
+            <w:tcW w:w="2101" w:type="dxa"/>
+          </w:tcPr>
+          <w:p>
+            <w:pPr>
+              <w:spacing w:before="120" w:line="240" w:lineRule="auto"/>
+              <w:jc w:val="center"/>
+              <w:rPr>
+                <w:rFonts w:ascii="Times New Roman" w:hAnsi="Times New Roman" w:cs="Times New Roman"/>
+                <w:sz w:val="28"/>
+                <w:szCs w:val="28"/>
+              </w:rPr>
+            </w:pPr>
+            <w:r>
+              <w:rPr>
+                <w:rFonts w:ascii="Times New Roman" w:hAnsi="Times New Roman" w:cs="Times New Roman"/>
+                <w:sz w:val="28"/>
+                <w:szCs w:val="28"/>
+              </w:rPr>
+              <w:t>Tolerance</w:t>
+            </w:r>
+          </w:p>
+        </w:tc>
+        <w:tc>
+          <w:tcPr>
+            <w:tcW w:w="2105" w:type="dxa"/>
+          </w:tcPr>
+          <w:p>
+            <w:pPr>
+              <w:spacing w:before="120" w:line="240" w:lineRule="auto"/>
+              <w:jc w:val="center"/>
+              <w:rPr>
+                <w:rFonts w:ascii="Times New Roman" w:hAnsi="Times New Roman" w:cs="Times New Roman"/>
+                <w:sz w:val="28"/>
+                <w:szCs w:val="28"/>
+              </w:rPr>
+            </w:pPr>
+            <w:r>
+              <w:rPr>
+                <w:rFonts w:ascii="Times New Roman" w:hAnsi="Times New Roman" w:cs="Times New Roman"/>
+                <w:sz w:val="28"/>
+                <w:szCs w:val="28"/>
+              </w:rPr>
+              <w:t>Typical Unit Price (R=500Ω)</w:t>
+            </w:r>
+          </w:p>
+        </w:tc>
+        <w:tc>
+          <w:tcPr>
+            <w:tcW w:w="2105" w:type="dxa"/>
+          </w:tcPr>
+          <w:p>
+            <w:pPr>
+              <w:spacing w:before="120" w:line="240" w:lineRule="auto"/>
+              <w:jc w:val="center"/>
+              <w:rPr>
+                <w:rFonts w:ascii="Times New Roman" w:hAnsi="Times New Roman" w:cs="Times New Roman"/>
+                <w:sz w:val="28"/>
+                <w:szCs w:val="28"/>
+              </w:rPr>
+            </w:pPr>
+            <w:r>
+              <w:rPr>
+                <w:rFonts w:ascii="Times New Roman" w:hAnsi="Times New Roman" w:cs="Times New Roman"/>
+                <w:sz w:val="28"/>
+                <w:szCs w:val="28"/>
+              </w:rPr>
+              <w:t>Typical Unit Price (2R=1kΩ)</w:t>
+            </w:r>
+          </w:p>
+        </w:tc>
+        <w:tc>
+          <w:tcPr>
+            <w:tcW w:w="2119" w:type="dxa"/>
+          </w:tcPr>
+          <w:p>
+            <w:pPr>
+              <w:spacing w:before="120" w:line="240" w:lineRule="auto"/>
+              <w:jc w:val="center"/>
+              <w:rPr>
+                <w:rFonts w:ascii="Times New Roman" w:hAnsi="Times New Roman" w:cs="Times New Roman"/>
+                <w:sz w:val="28"/>
+                <w:szCs w:val="28"/>
+              </w:rPr>
+            </w:pPr>
+            <w:r>
+              <w:rPr>
+                <w:rFonts w:ascii="Times New Roman" w:hAnsi="Times New Roman" w:cs="Times New Roman"/>
+                <w:sz w:val="28"/>
+                <w:szCs w:val="28"/>
+              </w:rPr>
+              <w:t>Calculation</w:t>
+            </w:r>
+          </w:p>
+        </w:tc>
+        <w:tc>
+          <w:tcPr>
+            <w:tcW w:w="2072" w:type="dxa"/>
+          </w:tcPr>
+          <w:p>
+            <w:pPr>
+              <w:spacing w:before="120" w:line="240" w:lineRule="auto"/>
+              <w:jc w:val="center"/>
+              <w:rPr>
+                <w:rFonts w:ascii="Times New Roman" w:hAnsi="Times New Roman" w:cs="Times New Roman"/>
+                <w:sz w:val="28"/>
+                <w:szCs w:val="28"/>
+              </w:rPr>
+            </w:pPr>
+            <w:r>
+              <w:rPr>
+                <w:rFonts w:ascii="Times New Roman" w:hAnsi="Times New Roman" w:cs="Times New Roman"/>
+                <w:sz w:val="28"/>
+                <w:szCs w:val="28"/>
+              </w:rPr>
+              <w:t>Lowest Total Cost</w:t>
+            </w:r>
+          </w:p>
+        </w:tc>
+      </w:tr>
+      <w:tr>
+        <w:tc>
+          <w:tcPr>
+            <w:tcW w:w="2101" w:type="dxa"/>
+          </w:tcPr>
+          <w:p>
+            <w:pPr>
+              <w:spacing w:before="120" w:line="240" w:lineRule="auto"/>
+              <w:rPr>
+                <w:rFonts w:ascii="Times New Roman" w:hAnsi="Times New Roman" w:cs="Times New Roman"/>
+                <w:sz w:val="28"/>
+                <w:szCs w:val="28"/>
+              </w:rPr>
+            </w:pPr>
+            <w:r>
+              <w:rPr>
+                <w:rFonts w:ascii="Times New Roman" w:hAnsi="Times New Roman" w:cs="Times New Roman"/>
+                <w:sz w:val="28"/>
+                <w:szCs w:val="28"/>
+              </w:rPr>
+              <w:lastRenderedPageBreak/>
+              <w:t>1%</w:t>
+            </w:r>
+          </w:p>
+        </w:tc>
+        <w:tc>
+          <w:tcPr>
+            <w:tcW w:w="2105" w:type="dxa"/>
+          </w:tcPr>
+          <w:p>
+            <w:pPr>
+              <w:spacing w:before="120" w:line="240" w:lineRule="auto"/>
+              <w:rPr>
+                <w:rFonts w:ascii="Times New Roman" w:hAnsi="Times New Roman" w:cs="Times New Roman"/>
+                <w:sz w:val="28"/>
+                <w:szCs w:val="28"/>
+              </w:rPr>
+            </w:pPr>
+            <w:r>
+              <w:rPr>
+                <w:rFonts w:ascii="Times New Roman" w:hAnsi="Times New Roman" w:cs="Times New Roman"/>
+                <w:sz w:val="28"/>
+                <w:szCs w:val="28"/>
+              </w:rPr>
+              <w:t>~$0.10</w:t>
+            </w:r>
+          </w:p>
+        </w:tc>
+        <w:tc>
+          <w:tcPr>
+            <w:tcW w:w="2105" w:type="dxa"/>
+          </w:tcPr>
+          <w:p>
+            <w:pPr>
+              <w:spacing w:before="120" w:line="240" w:lineRule="auto"/>
+              <w:rPr>
+                <w:rFonts w:ascii="Times New Roman" w:hAnsi="Times New Roman" w:cs="Times New Roman"/>
+                <w:sz w:val="28"/>
+                <w:szCs w:val="28"/>
+              </w:rPr>
+            </w:pPr>
+            <w:r>
+              <w:rPr>
+                <w:rFonts w:ascii="Times New Roman" w:hAnsi="Times New Roman" w:cs="Times New Roman"/>
+                <w:sz w:val="28"/>
+                <w:szCs w:val="28"/>
+              </w:rPr>
+              <w:t>~$0.10</w:t>
+            </w:r>
+          </w:p>
+        </w:tc>
+        <w:tc>
+          <w:tcPr>
+            <w:tcW w:w="2119" w:type="dxa"/>
+          </w:tcPr>
+          <w:p>
+            <w:pPr>
+              <w:spacing w:before="120" w:line="240" w:lineRule="auto"/>
+              <w:rPr>
+                <w:rFonts w:ascii="Times New Roman" w:hAnsi="Times New Roman" w:cs="Times New Roman"/>
+                <w:sz w:val="28"/>
+                <w:szCs w:val="28"/>
+              </w:rPr>
+            </w:pPr>
+            <w:r>
+              <w:rPr>
+                <w:rFonts w:ascii="Times New Roman" w:hAnsi="Times New Roman" w:cs="Times New Roman"/>
+                <w:sz w:val="28"/>
+                <w:szCs w:val="28"/>
+              </w:rPr>
+              <w:t>(7 x $0.10) + (9 x $0.</w:t>
+            </w:r>
+            <w:r>
+              <w:rPr>
+                <w:rFonts w:ascii="Times New Roman" w:hAnsi="Times New Roman" w:cs="Times New Roman"/>
+                <w:sz w:val="28"/>
+                <w:szCs w:val="28"/>
+              </w:rPr>
+              <w:t>10</w:t>
+            </w:r>
+            <w:r>
+              <w:rPr>
+                <w:rFonts w:ascii="Times New Roman" w:hAnsi="Times New Roman" w:cs="Times New Roman"/>
+                <w:sz w:val="28"/>
+                <w:szCs w:val="28"/>
+              </w:rPr>
+              <w:t>)</w:t>
+            </w:r>
+          </w:p>
+        </w:tc>
+        <w:tc>
+          <w:tcPr>
+            <w:tcW w:w="2072" w:type="dxa"/>
+          </w:tcPr>
+          <w:p>
+            <w:pPr>
+              <w:spacing w:before="120" w:line="240" w:lineRule="auto"/>
+              <w:rPr>
+                <w:rFonts w:ascii="Times New Roman" w:hAnsi="Times New Roman" w:cs="Times New Roman"/>
+                <w:sz w:val="28"/>
+                <w:szCs w:val="28"/>
+              </w:rPr>
+            </w:pPr>
+            <w:r>
+              <w:rPr>
+                <w:rFonts w:ascii="Times New Roman" w:hAnsi="Times New Roman" w:cs="Times New Roman"/>
+                <w:sz w:val="28"/>
+                <w:szCs w:val="28"/>
+              </w:rPr>
+              <w:t>$1.60</w:t>
+            </w:r>
+          </w:p>
+        </w:tc>
+      </w:tr>
+      <w:tr>
+        <w:tc>
+          <w:tcPr>
+            <w:tcW w:w="2101" w:type="dxa"/>
+          </w:tcPr>
+          <w:p>
+            <w:pPr>
+              <w:spacing w:before="120" w:line="240" w:lineRule="auto"/>
+              <w:rPr>
+                <w:rFonts w:ascii="Times New Roman" w:hAnsi="Times New Roman" w:cs="Times New Roman"/>
+                <w:sz w:val="28"/>
+                <w:szCs w:val="28"/>
+              </w:rPr>
+            </w:pPr>
+            <w:r>
+              <w:rPr>
+                <w:rFonts w:ascii="Times New Roman" w:hAnsi="Times New Roman" w:cs="Times New Roman"/>
+                <w:sz w:val="28"/>
+                <w:szCs w:val="28"/>
+              </w:rPr>
+              <w:t>0.1%</w:t>
+            </w:r>
+          </w:p>
+        </w:tc>
+        <w:tc>
+          <w:tcPr>
+            <w:tcW w:w="2105" w:type="dxa"/>
+          </w:tcPr>
+          <w:p>
+            <w:pPr>
+              <w:spacing w:before="120" w:line="240" w:lineRule="auto"/>
+              <w:rPr>
+                <w:rFonts w:ascii="Times New Roman" w:hAnsi="Times New Roman" w:cs="Times New Roman"/>
+                <w:sz w:val="28"/>
+                <w:szCs w:val="28"/>
+              </w:rPr>
+            </w:pPr>
+            <w:r>
+              <w:rPr>
+                <w:rFonts w:ascii="Times New Roman" w:hAnsi="Times New Roman" w:cs="Times New Roman"/>
+                <w:sz w:val="28"/>
+                <w:szCs w:val="28"/>
+              </w:rPr>
+              <w:t>~$0.65</w:t>
+            </w:r>
+          </w:p>
+        </w:tc>
+        <w:tc>
+          <w:tcPr>
+            <w:tcW w:w="2105" w:type="dxa"/>
+          </w:tcPr>
+          <w:p>
+            <w:pPr>
+              <w:spacing w:before="120" w:line="240" w:lineRule="auto"/>
+              <w:rPr>
+                <w:rFonts w:ascii="Times New Roman" w:hAnsi="Times New Roman" w:cs="Times New Roman"/>
+                <w:sz w:val="28"/>
+                <w:szCs w:val="28"/>
+              </w:rPr>
+            </w:pPr>
+            <w:r>
+              <w:rPr>
+                <w:rFonts w:ascii="Times New Roman" w:hAnsi="Times New Roman" w:cs="Times New Roman"/>
+                <w:sz w:val="28"/>
+                <w:szCs w:val="28"/>
+              </w:rPr>
+              <w:t>~$0.65</w:t>
+            </w:r>
+          </w:p>
+        </w:tc>
+        <w:tc>
+          <w:tcPr>
+            <w:tcW w:w="2119" w:type="dxa"/>
+          </w:tcPr>
+          <w:p>
+            <w:pPr>
+              <w:spacing w:before="120" w:line="240" w:lineRule="auto"/>
+              <w:rPr>
+                <w:rFonts w:ascii="Times New Roman" w:hAnsi="Times New Roman" w:cs="Times New Roman"/>
+                <w:sz w:val="28"/>
+                <w:szCs w:val="28"/>
+              </w:rPr>
+            </w:pPr>
+            <w:r>
+              <w:rPr>
+                <w:rFonts w:ascii="Times New Roman" w:hAnsi="Times New Roman" w:cs="Times New Roman"/>
+                <w:sz w:val="28"/>
+                <w:szCs w:val="28"/>
+              </w:rPr>
+              <w:t>(7 x $0.</w:t>
+            </w:r>
+            <w:r>
+              <w:rPr>
+                <w:rFonts w:ascii="Times New Roman" w:hAnsi="Times New Roman" w:cs="Times New Roman"/>
+                <w:sz w:val="28"/>
+                <w:szCs w:val="28"/>
+              </w:rPr>
+              <w:t>65</w:t>
+            </w:r>
+            <w:r>
+              <w:rPr>
+                <w:rFonts w:ascii="Times New Roman" w:hAnsi="Times New Roman" w:cs="Times New Roman"/>
+                <w:sz w:val="28"/>
+                <w:szCs w:val="28"/>
+              </w:rPr>
+              <w:t>) + (9 x $0.</w:t>
+            </w:r>
+            <w:r>
+              <w:rPr>
+                <w:rFonts w:ascii="Times New Roman" w:hAnsi="Times New Roman" w:cs="Times New Roman"/>
+                <w:sz w:val="28"/>
+                <w:szCs w:val="28"/>
+              </w:rPr>
+              <w:t>65</w:t>
+            </w:r>
+            <w:r>
+              <w:rPr>
+                <w:rFonts w:ascii="Times New Roman" w:hAnsi="Times New Roman" w:cs="Times New Roman"/>
+                <w:sz w:val="28"/>
+                <w:szCs w:val="28"/>
+              </w:rPr>
+              <w:t>)</w:t>
+            </w:r>
+          </w:p>
+        </w:tc>
+        <w:tc>
+          <w:tcPr>
+            <w:tcW w:w="2072" w:type="dxa"/>
+          </w:tcPr>
+          <w:p>
+            <w:pPr>
+              <w:spacing w:before="120" w:line="240" w:lineRule="auto"/>
+              <w:rPr>
+                <w:rFonts w:ascii="Times New Roman" w:hAnsi="Times New Roman" w:cs="Times New Roman"/>
+                <w:sz w:val="28"/>
+                <w:szCs w:val="28"/>
+              </w:rPr>
+            </w:pPr>
+            <w:r>
+              <w:rPr>
+                <w:rFonts w:ascii="Times New Roman" w:hAnsi="Times New Roman" w:cs="Times New Roman"/>
+                <w:sz w:val="28"/>
+                <w:szCs w:val="28"/>
+              </w:rPr>
+              <w:t>$10.40</w:t>
+            </w:r>
+          </w:p>
+        </w:tc>
+      </w:tr>
+      <w:tr>
+        <w:tc>
+          <w:tcPr>
+            <w:tcW w:w="2101" w:type="dxa"/>
+          </w:tcPr>
+          <w:p>
+            <w:pPr>
+              <w:spacing w:before="120" w:line="240" w:lineRule="auto"/>
+              <w:rPr>
+                <w:rFonts w:ascii="Times New Roman" w:hAnsi="Times New Roman" w:cs="Times New Roman"/>
+                <w:sz w:val="28"/>
+                <w:szCs w:val="28"/>
+              </w:rPr>
+            </w:pPr>
+            <w:r>
+              <w:rPr>
+                <w:rFonts w:ascii="Times New Roman" w:hAnsi="Times New Roman" w:cs="Times New Roman"/>
+                <w:sz w:val="28"/>
+                <w:szCs w:val="28"/>
+              </w:rPr>
+              <w:t>0.05%</w:t>
+            </w:r>
+          </w:p>
+        </w:tc>
+        <w:tc>
+          <w:tcPr>
+            <w:tcW w:w="2105" w:type="dxa"/>
+          </w:tcPr>
+          <w:p>
+            <w:pPr>
+              <w:spacing w:before="120" w:line="240" w:lineRule="auto"/>
+              <w:rPr>
+                <w:rFonts w:ascii="Times New Roman" w:hAnsi="Times New Roman" w:cs="Times New Roman"/>
+                <w:sz w:val="28"/>
+                <w:szCs w:val="28"/>
+              </w:rPr>
+            </w:pPr>
+            <w:r>
+              <w:rPr>
+                <w:rFonts w:ascii="Times New Roman" w:hAnsi="Times New Roman" w:cs="Times New Roman"/>
+                <w:sz w:val="28"/>
+                <w:szCs w:val="28"/>
+              </w:rPr>
+              <w:t>~$</w:t>
+            </w:r>
+            <w:r>
+              <w:rPr>
+                <w:rFonts w:ascii="Times New Roman" w:hAnsi="Times New Roman" w:cs="Times New Roman"/>
+                <w:sz w:val="28"/>
+                <w:szCs w:val="28"/>
+              </w:rPr>
+              <w:t>3.16</w:t>
+            </w:r>
+          </w:p>
+        </w:tc>
+        <w:tc>
+          <w:tcPr>
+            <w:tcW w:w="2105" w:type="dxa"/>
+          </w:tcPr>
+          <w:p>
+            <w:pPr>
+              <w:spacing w:before="120" w:line="240" w:lineRule="auto"/>
+              <w:rPr>
+                <w:rFonts w:ascii="Times New Roman" w:hAnsi="Times New Roman" w:cs="Times New Roman"/>
+                <w:sz w:val="28"/>
+                <w:szCs w:val="28"/>
+              </w:rPr>
+            </w:pPr>
+            <w:r>
+              <w:rPr>
+                <w:rFonts w:ascii="Times New Roman" w:hAnsi="Times New Roman" w:cs="Times New Roman"/>
+                <w:sz w:val="28"/>
+                <w:szCs w:val="28"/>
+              </w:rPr>
+              <w:t>~$</w:t>
+            </w:r>
+            <w:r>
+              <w:rPr>
+                <w:rFonts w:ascii="Times New Roman" w:hAnsi="Times New Roman" w:cs="Times New Roman"/>
+                <w:sz w:val="28"/>
+                <w:szCs w:val="28"/>
+              </w:rPr>
+              <w:t>3.16</w:t>
+            </w:r>
+          </w:p>
+        </w:tc>
+        <w:tc>
+          <w:tcPr>
+            <w:tcW w:w="2119" w:type="dxa"/>
+          </w:tcPr>
+          <w:p>
+            <w:pPr>
+              <w:spacing w:before="120" w:line="240" w:lineRule="auto"/>
+              <w:rPr>
+                <w:rFonts w:ascii="Times New Roman" w:hAnsi="Times New Roman" w:cs="Times New Roman"/>
+                <w:sz w:val="28"/>
+                <w:szCs w:val="28"/>
+              </w:rPr>
+            </w:pPr>
+            <w:r>
+              <w:rPr>
+                <w:rFonts w:ascii="Times New Roman" w:hAnsi="Times New Roman" w:cs="Times New Roman"/>
+                <w:sz w:val="28"/>
+                <w:szCs w:val="28"/>
+              </w:rPr>
+              <w:t>(7 x $</w:t>
+            </w:r>
+            <w:r>
+              <w:rPr>
+                <w:rFonts w:ascii="Times New Roman" w:hAnsi="Times New Roman" w:cs="Times New Roman"/>
+                <w:sz w:val="28"/>
+                <w:szCs w:val="28"/>
+              </w:rPr>
+              <w:t>3</w:t>
+            </w:r>
+            <w:r>
+              <w:rPr>
+                <w:rFonts w:ascii="Times New Roman" w:hAnsi="Times New Roman" w:cs="Times New Roman"/>
+                <w:sz w:val="28"/>
+                <w:szCs w:val="28"/>
+              </w:rPr>
+              <w:t>.</w:t>
+            </w:r>
+            <w:r>
+              <w:rPr>
+                <w:rFonts w:ascii="Times New Roman" w:hAnsi="Times New Roman" w:cs="Times New Roman"/>
+                <w:sz w:val="28"/>
+                <w:szCs w:val="28"/>
+              </w:rPr>
+              <w:t>16</w:t>
+            </w:r>
+            <w:r>
+              <w:rPr>
+                <w:rFonts w:ascii="Times New Roman" w:hAnsi="Times New Roman" w:cs="Times New Roman"/>
+                <w:sz w:val="28"/>
+                <w:szCs w:val="28"/>
+              </w:rPr>
+              <w:t>) + (9 x $</w:t>
+            </w:r>
+            <w:r>
+              <w:rPr>
+                <w:rFonts w:ascii="Times New Roman" w:hAnsi="Times New Roman" w:cs="Times New Roman"/>
+                <w:sz w:val="28"/>
+                <w:szCs w:val="28"/>
+              </w:rPr>
+              <w:t>3.16</w:t>
+            </w:r>
+            <w:r>
+              <w:rPr>
+                <w:rFonts w:ascii="Times New Roman" w:hAnsi="Times New Roman" w:cs="Times New Roman"/>
+                <w:sz w:val="28"/>
+                <w:szCs w:val="28"/>
+              </w:rPr>
+              <w:t>)</w:t>
+            </w:r>
+          </w:p>
+        </w:tc>
+        <w:tc>
+          <w:tcPr>
+            <w:tcW w:w="2072" w:type="dxa"/>
+          </w:tcPr>
+          <w:p>
+            <w:pPr>
+              <w:spacing w:before="120" w:line="240" w:lineRule="auto"/>
+              <w:rPr>
+                <w:rFonts w:ascii="Times New Roman" w:hAnsi="Times New Roman" w:cs="Times New Roman"/>
+                <w:sz w:val="28"/>
+                <w:szCs w:val="28"/>
+              </w:rPr>
+            </w:pPr>
+            <w:r>
+              <w:rPr>
+                <w:rFonts w:ascii="Times New Roman" w:hAnsi="Times New Roman" w:cs="Times New Roman"/>
+                <w:sz w:val="28"/>
+                <w:szCs w:val="28"/>
+              </w:rPr>
+              <w:t>$</w:t>
+            </w:r>
+            <w:r>
+              <w:rPr>
+                <w:rFonts w:ascii="Times New Roman" w:hAnsi="Times New Roman" w:cs="Times New Roman"/>
+                <w:sz w:val="28"/>
+                <w:szCs w:val="28"/>
+              </w:rPr>
+              <w:t>50.56</w:t>
+            </w:r>
+          </w:p>
+        </w:tc>
+      </w:tr>
+    </w:tbl>
+    <w:p>
+      <w:pPr>
+        <w:spacing w:before="120" w:line="240" w:lineRule="auto"/>
+        <w:ind w:left="432"/>
+        <w:rPr>
+          <w:rFonts w:ascii="Times New Roman" w:hAnsi="Times New Roman" w:cs="Times New Roman"/>
+          <w:sz w:val="28"/>
+          <w:szCs w:val="28"/>
+        </w:rPr>
+      </w:pPr>
     </w:p>
     <w:p>
       <w:pPr>
@@ -12201,7 +13817,6 @@
           <w:sz w:val="28"/>
           <w:szCs w:val="28"/>
         </w:rPr>
-        <w:lastRenderedPageBreak/>
         <w:t>Table of voltage ranges from Subsection 3.5.2.</w:t>
       </w:r>
     </w:p>
@@ -12271,6 +13886,197 @@
           <w:szCs w:val="28"/>
         </w:rPr>
       </w:pPr>
+      <w:r>
+        <w:rPr>
+          <w:rFonts w:ascii="Times New Roman" w:hAnsi="Times New Roman" w:cs="Times New Roman"/>
+          <w:b/>
+          <w:bCs/>
+          <w:sz w:val="28"/>
+          <w:szCs w:val="28"/>
+        </w:rPr>
+        <w:t>The resistor variations disrupt the 2:1 resistance ratio for the R-2R ladder nodes, which introduces non-linearity, gain errors, and quantization errors in the DAC's analog output. In the Monte Carlos simulations, loose component tolerances increase the variance between V</w:t>
+      </w:r>
+      <w:r>
+        <w:rPr>
+          <w:rFonts w:ascii="Times New Roman" w:hAnsi="Times New Roman" w:cs="Times New Roman"/>
+          <w:b/>
+          <w:bCs/>
+          <w:sz w:val="24"/>
+          <w:szCs w:val="24"/>
+        </w:rPr>
+        <w:t>max</w:t>
+      </w:r>
+      <w:r>
+        <w:rPr>
+          <w:rFonts w:ascii="Times New Roman" w:hAnsi="Times New Roman" w:cs="Times New Roman"/>
+          <w:b/>
+          <w:bCs/>
+          <w:sz w:val="28"/>
+          <w:szCs w:val="28"/>
+        </w:rPr>
+        <w:t xml:space="preserve"> and </w:t>
+      </w:r>
+      <w:proofErr w:type="spellStart"/>
+      <w:r>
+        <w:rPr>
+          <w:rFonts w:ascii="Times New Roman" w:hAnsi="Times New Roman" w:cs="Times New Roman"/>
+          <w:b/>
+          <w:bCs/>
+          <w:sz w:val="28"/>
+          <w:szCs w:val="28"/>
+        </w:rPr>
+        <w:t>V</w:t>
+      </w:r>
+      <w:r>
+        <w:rPr>
+          <w:rFonts w:ascii="Times New Roman" w:hAnsi="Times New Roman" w:cs="Times New Roman"/>
+          <w:b/>
+          <w:bCs/>
+          <w:sz w:val="24"/>
+          <w:szCs w:val="24"/>
+        </w:rPr>
+        <w:t>min</w:t>
+      </w:r>
+      <w:proofErr w:type="spellEnd"/>
+      <w:r>
+        <w:rPr>
+          <w:rFonts w:ascii="Times New Roman" w:hAnsi="Times New Roman" w:cs="Times New Roman"/>
+          <w:b/>
+          <w:bCs/>
+          <w:sz w:val="28"/>
+          <w:szCs w:val="28"/>
+        </w:rPr>
+        <w:t xml:space="preserve"> across all nodes. For instance, at a 1% tolerance, Node A varied across a range of approximately 17.16 mV (4.395 V to 4.413 V), whereas at 0.05% tolerance, the variance is reduced to 0.86 mV (4.4031 V to 4.4040 V). Additionally, the resistor tolerances cause the overall equivalent input resistance to deviate from the ideal target of 500 ohms, affecting impedance matching and signal loading. </w:t>
+      </w:r>
+    </w:p>
+    <w:p>
+      <w:pPr>
+        <w:spacing w:line="259" w:lineRule="auto"/>
+        <w:rPr>
+          <w:rFonts w:ascii="Times New Roman" w:hAnsi="Times New Roman" w:cs="Times New Roman"/>
+          <w:b/>
+          <w:bCs/>
+          <w:sz w:val="28"/>
+          <w:szCs w:val="28"/>
+        </w:rPr>
+      </w:pPr>
+      <w:r>
+        <w:rPr>
+          <w:rFonts w:ascii="Times New Roman" w:hAnsi="Times New Roman" w:cs="Times New Roman"/>
+          <w:b/>
+          <w:bCs/>
+          <w:sz w:val="28"/>
+          <w:szCs w:val="28"/>
+        </w:rPr>
+        <w:t xml:space="preserve">Achieving higher circuit accuracy through tighter tolerances requires a financial tradeoff, as smaller tolerances increase in price. However, smaller-tolerance resistors make them impractical to use in budget-sensitive designs despite the maximized DAC linearity that is provided. </w:t>
+      </w:r>
+    </w:p>
+    <w:p>
+      <w:pPr>
+        <w:spacing w:line="259" w:lineRule="auto"/>
+        <w:rPr>
+          <w:rFonts w:ascii="Times New Roman" w:hAnsi="Times New Roman" w:cs="Times New Roman"/>
+          <w:b/>
+          <w:bCs/>
+          <w:sz w:val="28"/>
+          <w:szCs w:val="28"/>
+        </w:rPr>
+      </w:pPr>
+      <w:r>
+        <w:rPr>
+          <w:rFonts w:ascii="Times New Roman" w:hAnsi="Times New Roman" w:cs="Times New Roman"/>
+          <w:b/>
+          <w:bCs/>
+          <w:sz w:val="28"/>
+          <w:szCs w:val="28"/>
+        </w:rPr>
+        <w:t>The other characteristics that should be required when buying components are temperature coefficient of resistance, power dissipation, parasitic inductance and capacitance, noise rating, and package size and form factor. Temperature coefficient of resistance (TCR) specifies the resistance drift from operating temperature changes</w:t>
+      </w:r>
+      <w:r>
+        <w:rPr>
+          <w:rFonts w:ascii="Times New Roman" w:hAnsi="Times New Roman" w:cs="Times New Roman"/>
+          <w:b/>
+          <w:bCs/>
+          <w:sz w:val="28"/>
+          <w:szCs w:val="28"/>
+        </w:rPr>
+        <w:t>;</w:t>
+      </w:r>
+      <w:r>
+        <w:rPr>
+          <w:rFonts w:ascii="Times New Roman" w:hAnsi="Times New Roman" w:cs="Times New Roman"/>
+          <w:b/>
+          <w:bCs/>
+          <w:sz w:val="28"/>
+          <w:szCs w:val="28"/>
+        </w:rPr>
+        <w:t xml:space="preserve"> high DACs require low TCR values to maintain </w:t>
+      </w:r>
+      <w:r>
+        <w:rPr>
+          <w:rFonts w:ascii="Times New Roman" w:hAnsi="Times New Roman" w:cs="Times New Roman"/>
+          <w:b/>
+          <w:bCs/>
+          <w:sz w:val="28"/>
+          <w:szCs w:val="28"/>
+        </w:rPr>
+        <w:t xml:space="preserve">accuracy during thermal shifts. Power dissipation </w:t>
+      </w:r>
+      <w:proofErr w:type="gramStart"/>
+      <w:r>
+        <w:rPr>
+          <w:rFonts w:ascii="Times New Roman" w:hAnsi="Times New Roman" w:cs="Times New Roman"/>
+          <w:b/>
+          <w:bCs/>
+          <w:sz w:val="28"/>
+          <w:szCs w:val="28"/>
+        </w:rPr>
+        <w:t>are</w:t>
+      </w:r>
+      <w:proofErr w:type="gramEnd"/>
+      <w:r>
+        <w:rPr>
+          <w:rFonts w:ascii="Times New Roman" w:hAnsi="Times New Roman" w:cs="Times New Roman"/>
+          <w:b/>
+          <w:bCs/>
+          <w:sz w:val="28"/>
+          <w:szCs w:val="28"/>
+        </w:rPr>
+        <w:t xml:space="preserve"> when resistors must operate within their maximum wattage rating to </w:t>
+      </w:r>
+      <w:r>
+        <w:rPr>
+          <w:rFonts w:ascii="Times New Roman" w:hAnsi="Times New Roman" w:cs="Times New Roman"/>
+          <w:b/>
+          <w:bCs/>
+          <w:sz w:val="28"/>
+          <w:szCs w:val="28"/>
+        </w:rPr>
+        <w:lastRenderedPageBreak/>
+        <w:t xml:space="preserve">prevent self-heating, which alters resistance or causes thermal destruction. Parasitic inductance and capacitance are component lead geometry and construction materials that introduce parasitic reactivity at high operating frequencies, which affect settling time. Noise rating </w:t>
+      </w:r>
+      <w:proofErr w:type="gramStart"/>
+      <w:r>
+        <w:rPr>
+          <w:rFonts w:ascii="Times New Roman" w:hAnsi="Times New Roman" w:cs="Times New Roman"/>
+          <w:b/>
+          <w:bCs/>
+          <w:sz w:val="28"/>
+          <w:szCs w:val="28"/>
+        </w:rPr>
+        <w:t>are</w:t>
+      </w:r>
+      <w:proofErr w:type="gramEnd"/>
+      <w:r>
+        <w:rPr>
+          <w:rFonts w:ascii="Times New Roman" w:hAnsi="Times New Roman" w:cs="Times New Roman"/>
+          <w:b/>
+          <w:bCs/>
+          <w:sz w:val="28"/>
+          <w:szCs w:val="28"/>
+        </w:rPr>
+        <w:t xml:space="preserve"> when resistor component affects thermal and current noise levels, which can degrade the SNR of sensitive analog outputs. Package size and form factors are physical dimensions that dictate thermal management, PCD layout density, and automated assembly options. </w:t>
+      </w:r>
     </w:p>
     <w:p>
       <w:pPr>
@@ -12308,7 +14114,25 @@
           <w:sz w:val="24"/>
           <w:szCs w:val="24"/>
         </w:rPr>
-        <w:t>sdsas</w:t>
+        <w:t xml:space="preserve">In this lab, </w:t>
+      </w:r>
+      <w:proofErr w:type="spellStart"/>
+      <w:r>
+        <w:rPr>
+          <w:rFonts w:ascii="Times New Roman" w:hAnsi="Times New Roman" w:cs="Times New Roman"/>
+          <w:sz w:val="24"/>
+          <w:szCs w:val="24"/>
+        </w:rPr>
+        <w:t>LTspice</w:t>
+      </w:r>
+      <w:proofErr w:type="spellEnd"/>
+      <w:r>
+        <w:rPr>
+          <w:rFonts w:ascii="Times New Roman" w:hAnsi="Times New Roman" w:cs="Times New Roman"/>
+          <w:sz w:val="24"/>
+          <w:szCs w:val="24"/>
+        </w:rPr>
+        <w:t xml:space="preserve"> was used to perform DC operating point analyses, quantify oscilloscope probe loading effects, and calculate the equivalent resistance of an 8-bit R-2R ladder network. Monte Carlo statistical simulations demonstrated how tighter resistor tolerances compress node voltage variances and improve output accuracy. Finally, component pricing comparisons highlighted the exponential cost trade-off required when selecting high-precision resistors for hardware construction. </w:t>
       </w:r>
     </w:p>
     <w:sectPr>
@@ -12622,6 +14446,7 @@
       </w:rPr>
       <w:t xml:space="preserve"> </w:t>
     </w:r>
+    <w:proofErr w:type="spellStart"/>
     <w:r>
       <w:rPr>
         <w:rFonts w:ascii="Times New Roman" w:hAnsi="Times New Roman" w:cs="Times New Roman"/>
@@ -12632,6 +14457,7 @@
       </w:rPr>
       <w:t>LTspice</w:t>
     </w:r>
+    <w:proofErr w:type="spellEnd"/>
   </w:p>
   <w:p>
     <w:pPr>
